--- a/Homework/HOMEWORK 3 - APTIS SV.docx
+++ b/Homework/HOMEWORK 3 - APTIS SV.docx
@@ -1,19 +1,12 @@
 
 <file path=word/document.xml><?xml version="1.0" encoding="utf-8"?>
-<w:document xmlns:wpc="http://schemas.microsoft.com/office/word/2010/wordprocessingCanvas" xmlns:cx="http://schemas.microsoft.com/office/drawing/2014/chartex" xmlns:mc="http://schemas.openxmlformats.org/markup-compatibility/2006" xmlns:o="urn:schemas-microsoft-com:office:office" xmlns:r="http://schemas.openxmlformats.org/officeDocument/2006/relationships" xmlns:m="http://schemas.openxmlformats.org/officeDocument/2006/math" xmlns:v="urn:schemas-microsoft-com:vml" xmlns:wp14="http://schemas.microsoft.com/office/word/2010/wordprocessingDrawing" xmlns:wp="http://schemas.openxmlformats.org/drawingml/2006/wordprocessingDrawing" xmlns:w10="urn:schemas-microsoft-com:office:word" xmlns:w="http://schemas.openxmlformats.org/wordprocessingml/2006/main" xmlns:w14="http://schemas.microsoft.com/office/word/2010/wordml" xmlns:w15="http://schemas.microsoft.com/office/word/2012/wordml" xmlns:w16se="http://schemas.microsoft.com/office/word/2015/wordml/symex" xmlns:wpg="http://schemas.microsoft.com/office/word/2010/wordprocessingGroup" xmlns:wpi="http://schemas.microsoft.com/office/word/2010/wordprocessingInk" xmlns:wne="http://schemas.microsoft.com/office/word/2006/wordml" xmlns:wps="http://schemas.microsoft.com/office/word/2010/wordprocessingShape" mc:Ignorable="w14 w15 w16se wp14">
+<w:document xmlns:wpc="http://schemas.microsoft.com/office/word/2010/wordprocessingCanvas" xmlns:cx="http://schemas.microsoft.com/office/drawing/2014/chartex" xmlns:cx1="http://schemas.microsoft.com/office/drawing/2015/9/8/chartex" xmlns:cx2="http://schemas.microsoft.com/office/drawing/2015/10/21/chartex" xmlns:cx3="http://schemas.microsoft.com/office/drawing/2016/5/9/chartex" xmlns:cx4="http://schemas.microsoft.com/office/drawing/2016/5/10/chartex" xmlns:cx5="http://schemas.microsoft.com/office/drawing/2016/5/11/chartex" xmlns:cx6="http://schemas.microsoft.com/office/drawing/2016/5/12/chartex" xmlns:cx7="http://schemas.microsoft.com/office/drawing/2016/5/13/chartex" xmlns:cx8="http://schemas.microsoft.com/office/drawing/2016/5/14/chartex" xmlns:mc="http://schemas.openxmlformats.org/markup-compatibility/2006" xmlns:aink="http://schemas.microsoft.com/office/drawing/2016/ink" xmlns:am3d="http://schemas.microsoft.com/office/drawing/2017/model3d" xmlns:o="urn:schemas-microsoft-com:office:office" xmlns:oel="http://schemas.microsoft.com/office/2019/extlst" xmlns:r="http://schemas.openxmlformats.org/officeDocument/2006/relationships" xmlns:m="http://schemas.openxmlformats.org/officeDocument/2006/math" xmlns:v="urn:schemas-microsoft-com:vml" xmlns:wp14="http://schemas.microsoft.com/office/word/2010/wordprocessingDrawing" xmlns:wp="http://schemas.openxmlformats.org/drawingml/2006/wordprocessingDrawing" xmlns:w10="urn:schemas-microsoft-com:office:word" xmlns:w="http://schemas.openxmlformats.org/wordprocessingml/2006/main" xmlns:w14="http://schemas.microsoft.com/office/word/2010/wordml" xmlns:w15="http://schemas.microsoft.com/office/word/2012/wordml" xmlns:w16cex="http://schemas.microsoft.com/office/word/2018/wordml/cex" xmlns:w16cid="http://schemas.microsoft.com/office/word/2016/wordml/cid" xmlns:w16="http://schemas.microsoft.com/office/word/2018/wordml" xmlns:w16du="http://schemas.microsoft.com/office/word/2023/wordml/word16du" xmlns:w16sdtdh="http://schemas.microsoft.com/office/word/2020/wordml/sdtdatahash" xmlns:w16sdtfl="http://schemas.microsoft.com/office/word/2024/wordml/sdtformatlock" xmlns:w16se="http://schemas.microsoft.com/office/word/2015/wordml/symex" xmlns:wpg="http://schemas.microsoft.com/office/word/2010/wordprocessingGroup" xmlns:wpi="http://schemas.microsoft.com/office/word/2010/wordprocessingInk" xmlns:wne="http://schemas.microsoft.com/office/word/2006/wordml" xmlns:wps="http://schemas.microsoft.com/office/word/2010/wordprocessingShape" mc:Ignorable="w14 w15 w16se w16cid w16 w16cex w16sdtdh w16sdtfl w16du wp14">
   <w:body>
     <w:p>
       <w:pPr>
         <w:spacing w:after="0" w:line="240" w:lineRule="auto"/>
         <w:ind w:left="174"/>
         <w:jc w:val="both"/>
-        <w:rPr>
-          <w:rFonts w:ascii="Times New Roman" w:eastAsia="Times New Roman" w:hAnsi="Times New Roman" w:cs="Times New Roman"/>
-          <w:sz w:val="24"/>
-          <w:szCs w:val="24"/>
-        </w:rPr>
-      </w:pPr>
-      <w:r>
         <w:rPr>
           <w:rFonts w:ascii="Times New Roman" w:eastAsia="Times New Roman" w:hAnsi="Times New Roman" w:cs="Times New Roman"/>
           <w:b/>
@@ -22,7 +15,40 @@
           <w:sz w:val="48"/>
           <w:szCs w:val="48"/>
         </w:rPr>
+      </w:pPr>
+      <w:r>
+        <w:rPr>
+          <w:rFonts w:ascii="Times New Roman" w:eastAsia="Times New Roman" w:hAnsi="Times New Roman" w:cs="Times New Roman"/>
+          <w:b/>
+          <w:bCs/>
+          <w:color w:val="000000"/>
+          <w:sz w:val="48"/>
+          <w:szCs w:val="48"/>
+        </w:rPr>
         <w:t>Homework 3 – Conjunction and Preposition</w:t>
+      </w:r>
+    </w:p>
+    <w:p>
+      <w:pPr>
+        <w:spacing w:after="0" w:line="240" w:lineRule="auto"/>
+        <w:ind w:left="174"/>
+        <w:jc w:val="both"/>
+        <w:rPr>
+          <w:rFonts w:ascii="Times New Roman" w:eastAsia="Times New Roman" w:hAnsi="Times New Roman" w:cs="Times New Roman"/>
+          <w:sz w:val="24"/>
+          <w:szCs w:val="24"/>
+        </w:rPr>
+      </w:pPr>
+      <w:r>
+        <w:rPr>
+          <w:rFonts w:ascii="Times New Roman" w:eastAsia="Times New Roman" w:hAnsi="Times New Roman" w:cs="Times New Roman"/>
+          <w:b/>
+          <w:bCs/>
+          <w:color w:val="000000"/>
+          <w:sz w:val="48"/>
+          <w:szCs w:val="48"/>
+        </w:rPr>
+        <w:t>mlklk</w:t>
       </w:r>
     </w:p>
     <w:p>
@@ -137,18 +163,7 @@
           <w:sz w:val="24"/>
           <w:szCs w:val="24"/>
         </w:rPr>
-        <w:t>3. Mr. Terry couldn’t atte</w:t>
-      </w:r>
-      <w:bookmarkStart w:id="0" w:name="_GoBack"/>
-      <w:bookmarkEnd w:id="0"/>
-      <w:r>
-        <w:rPr>
-          <w:rFonts w:ascii="Times New Roman" w:eastAsia="Times New Roman" w:hAnsi="Times New Roman" w:cs="Times New Roman"/>
-          <w:color w:val="000000"/>
-          <w:sz w:val="24"/>
-          <w:szCs w:val="24"/>
-        </w:rPr>
-        <w:t xml:space="preserve">nd the meeting </w:t>
+        <w:t xml:space="preserve">3. Mr. Terry couldn’t attend the meeting </w:t>
       </w:r>
       <w:r>
         <w:rPr>
@@ -425,27 +440,7 @@
           <w:sz w:val="24"/>
           <w:szCs w:val="24"/>
         </w:rPr>
-        <w:t>8. _______ the internship period ends, you will get a chance to be hired as a full-</w:t>
-      </w:r>
-      <w:proofErr w:type="gramStart"/>
-      <w:r>
-        <w:rPr>
-          <w:rFonts w:ascii="Times New Roman" w:eastAsia="Times New Roman" w:hAnsi="Times New Roman" w:cs="Times New Roman"/>
-          <w:color w:val="000000"/>
-          <w:sz w:val="24"/>
-          <w:szCs w:val="24"/>
-        </w:rPr>
-        <w:t>time  employee</w:t>
-      </w:r>
-      <w:proofErr w:type="gramEnd"/>
-      <w:r>
-        <w:rPr>
-          <w:rFonts w:ascii="Times New Roman" w:eastAsia="Times New Roman" w:hAnsi="Times New Roman" w:cs="Times New Roman"/>
-          <w:color w:val="000000"/>
-          <w:sz w:val="24"/>
-          <w:szCs w:val="24"/>
-        </w:rPr>
-        <w:t>. </w:t>
+        <w:t>8. _______ the internship period ends, you will get a chance to be hired as a full-time  employee. </w:t>
       </w:r>
     </w:p>
     <w:p>
@@ -611,27 +606,7 @@
           <w:sz w:val="24"/>
           <w:szCs w:val="24"/>
         </w:rPr>
-        <w:t xml:space="preserve">10. _______ we receive your </w:t>
-      </w:r>
-      <w:proofErr w:type="gramStart"/>
-      <w:r>
-        <w:rPr>
-          <w:rFonts w:ascii="Times New Roman" w:eastAsia="Times New Roman" w:hAnsi="Times New Roman" w:cs="Times New Roman"/>
-          <w:color w:val="000000"/>
-          <w:sz w:val="24"/>
-          <w:szCs w:val="24"/>
-        </w:rPr>
-        <w:t>orders,</w:t>
-      </w:r>
-      <w:proofErr w:type="gramEnd"/>
-      <w:r>
-        <w:rPr>
-          <w:rFonts w:ascii="Times New Roman" w:eastAsia="Times New Roman" w:hAnsi="Times New Roman" w:cs="Times New Roman"/>
-          <w:color w:val="000000"/>
-          <w:sz w:val="24"/>
-          <w:szCs w:val="24"/>
-        </w:rPr>
-        <w:t xml:space="preserve"> we will check our inventory to fill your orders. </w:t>
+        <w:t>10. _______ we receive your orders, we will check our inventory to fill your orders. </w:t>
       </w:r>
     </w:p>
     <w:p>
@@ -1085,6 +1060,7 @@
           <w:sz w:val="24"/>
           <w:szCs w:val="24"/>
         </w:rPr>
+        <w:lastRenderedPageBreak/>
         <w:t xml:space="preserve">A. once </w:t>
       </w:r>
       <w:r>
@@ -1147,7 +1123,6 @@
           <w:sz w:val="24"/>
           <w:szCs w:val="24"/>
         </w:rPr>
-        <w:lastRenderedPageBreak/>
         <w:t>19. The commuter train service has been suspended _______ a technical problem. </w:t>
       </w:r>
     </w:p>
@@ -1323,27 +1298,7 @@
           <w:sz w:val="24"/>
           <w:szCs w:val="24"/>
         </w:rPr>
-        <w:t xml:space="preserve">21. _______ your order was placed after the </w:t>
-      </w:r>
-      <w:proofErr w:type="gramStart"/>
-      <w:r>
-        <w:rPr>
-          <w:rFonts w:ascii="Times New Roman" w:eastAsia="Times New Roman" w:hAnsi="Times New Roman" w:cs="Times New Roman"/>
-          <w:color w:val="000000"/>
-          <w:sz w:val="24"/>
-          <w:szCs w:val="24"/>
-        </w:rPr>
-        <w:t>deadline,</w:t>
-      </w:r>
-      <w:proofErr w:type="gramEnd"/>
-      <w:r>
-        <w:rPr>
-          <w:rFonts w:ascii="Times New Roman" w:eastAsia="Times New Roman" w:hAnsi="Times New Roman" w:cs="Times New Roman"/>
-          <w:color w:val="000000"/>
-          <w:sz w:val="24"/>
-          <w:szCs w:val="24"/>
-        </w:rPr>
-        <w:t xml:space="preserve"> no discount will be given. </w:t>
+        <w:t>21. _______ your order was placed after the deadline, no discount will be given. </w:t>
       </w:r>
     </w:p>
     <w:p>
@@ -1657,7 +1612,6 @@
         </w:rPr>
         <w:t xml:space="preserve"> the government takes effective </w:t>
       </w:r>
-      <w:proofErr w:type="gramStart"/>
       <w:r>
         <w:rPr>
           <w:rFonts w:ascii="Times New Roman" w:eastAsia="Times New Roman" w:hAnsi="Times New Roman" w:cs="Times New Roman"/>
@@ -1674,17 +1628,7 @@
           <w:sz w:val="24"/>
           <w:szCs w:val="24"/>
         </w:rPr>
-        <w:t>es,</w:t>
-      </w:r>
-      <w:proofErr w:type="gramEnd"/>
-      <w:r>
-        <w:rPr>
-          <w:rFonts w:ascii="Times New Roman" w:eastAsia="Times New Roman" w:hAnsi="Times New Roman" w:cs="Times New Roman"/>
-          <w:color w:val="000000"/>
-          <w:sz w:val="24"/>
-          <w:szCs w:val="24"/>
-        </w:rPr>
-        <w:t xml:space="preserve"> the unemployment rate will </w:t>
+        <w:t>es, the unemployment rate will </w:t>
       </w:r>
       <w:r>
         <w:rPr>
@@ -1902,7 +1846,7 @@
 </file>
 
 <file path=word/endnotes.xml><?xml version="1.0" encoding="utf-8"?>
-<w:endnotes xmlns:wpc="http://schemas.microsoft.com/office/word/2010/wordprocessingCanvas" xmlns:cx="http://schemas.microsoft.com/office/drawing/2014/chartex" xmlns:mc="http://schemas.openxmlformats.org/markup-compatibility/2006" xmlns:o="urn:schemas-microsoft-com:office:office" xmlns:r="http://schemas.openxmlformats.org/officeDocument/2006/relationships" xmlns:m="http://schemas.openxmlformats.org/officeDocument/2006/math" xmlns:v="urn:schemas-microsoft-com:vml" xmlns:wp14="http://schemas.microsoft.com/office/word/2010/wordprocessingDrawing" xmlns:wp="http://schemas.openxmlformats.org/drawingml/2006/wordprocessingDrawing" xmlns:w10="urn:schemas-microsoft-com:office:word" xmlns:w="http://schemas.openxmlformats.org/wordprocessingml/2006/main" xmlns:w14="http://schemas.microsoft.com/office/word/2010/wordml" xmlns:w15="http://schemas.microsoft.com/office/word/2012/wordml" xmlns:w16se="http://schemas.microsoft.com/office/word/2015/wordml/symex" xmlns:wpg="http://schemas.microsoft.com/office/word/2010/wordprocessingGroup" xmlns:wpi="http://schemas.microsoft.com/office/word/2010/wordprocessingInk" xmlns:wne="http://schemas.microsoft.com/office/word/2006/wordml" xmlns:wps="http://schemas.microsoft.com/office/word/2010/wordprocessingShape" mc:Ignorable="w14 w15 w16se wp14">
+<w:endnotes xmlns:wpc="http://schemas.microsoft.com/office/word/2010/wordprocessingCanvas" xmlns:cx="http://schemas.microsoft.com/office/drawing/2014/chartex" xmlns:cx1="http://schemas.microsoft.com/office/drawing/2015/9/8/chartex" xmlns:cx2="http://schemas.microsoft.com/office/drawing/2015/10/21/chartex" xmlns:cx3="http://schemas.microsoft.com/office/drawing/2016/5/9/chartex" xmlns:cx4="http://schemas.microsoft.com/office/drawing/2016/5/10/chartex" xmlns:cx5="http://schemas.microsoft.com/office/drawing/2016/5/11/chartex" xmlns:cx6="http://schemas.microsoft.com/office/drawing/2016/5/12/chartex" xmlns:cx7="http://schemas.microsoft.com/office/drawing/2016/5/13/chartex" xmlns:cx8="http://schemas.microsoft.com/office/drawing/2016/5/14/chartex" xmlns:mc="http://schemas.openxmlformats.org/markup-compatibility/2006" xmlns:aink="http://schemas.microsoft.com/office/drawing/2016/ink" xmlns:am3d="http://schemas.microsoft.com/office/drawing/2017/model3d" xmlns:o="urn:schemas-microsoft-com:office:office" xmlns:oel="http://schemas.microsoft.com/office/2019/extlst" xmlns:r="http://schemas.openxmlformats.org/officeDocument/2006/relationships" xmlns:m="http://schemas.openxmlformats.org/officeDocument/2006/math" xmlns:v="urn:schemas-microsoft-com:vml" xmlns:wp14="http://schemas.microsoft.com/office/word/2010/wordprocessingDrawing" xmlns:wp="http://schemas.openxmlformats.org/drawingml/2006/wordprocessingDrawing" xmlns:w10="urn:schemas-microsoft-com:office:word" xmlns:w="http://schemas.openxmlformats.org/wordprocessingml/2006/main" xmlns:w14="http://schemas.microsoft.com/office/word/2010/wordml" xmlns:w15="http://schemas.microsoft.com/office/word/2012/wordml" xmlns:w16cex="http://schemas.microsoft.com/office/word/2018/wordml/cex" xmlns:w16cid="http://schemas.microsoft.com/office/word/2016/wordml/cid" xmlns:w16="http://schemas.microsoft.com/office/word/2018/wordml" xmlns:w16du="http://schemas.microsoft.com/office/word/2023/wordml/word16du" xmlns:w16sdtdh="http://schemas.microsoft.com/office/word/2020/wordml/sdtdatahash" xmlns:w16sdtfl="http://schemas.microsoft.com/office/word/2024/wordml/sdtformatlock" xmlns:w16se="http://schemas.microsoft.com/office/word/2015/wordml/symex" xmlns:wpg="http://schemas.microsoft.com/office/word/2010/wordprocessingGroup" xmlns:wpi="http://schemas.microsoft.com/office/word/2010/wordprocessingInk" xmlns:wne="http://schemas.microsoft.com/office/word/2006/wordml" xmlns:wps="http://schemas.microsoft.com/office/word/2010/wordprocessingShape" mc:Ignorable="w14 w15 w16se w16cid w16 w16cex w16sdtdh w16sdtfl w16du wp14">
   <w:endnote w:type="separator" w:id="-1">
     <w:p>
       <w:pPr>
@@ -1927,7 +1871,7 @@
 </file>
 
 <file path=word/footnotes.xml><?xml version="1.0" encoding="utf-8"?>
-<w:footnotes xmlns:wpc="http://schemas.microsoft.com/office/word/2010/wordprocessingCanvas" xmlns:cx="http://schemas.microsoft.com/office/drawing/2014/chartex" xmlns:mc="http://schemas.openxmlformats.org/markup-compatibility/2006" xmlns:o="urn:schemas-microsoft-com:office:office" xmlns:r="http://schemas.openxmlformats.org/officeDocument/2006/relationships" xmlns:m="http://schemas.openxmlformats.org/officeDocument/2006/math" xmlns:v="urn:schemas-microsoft-com:vml" xmlns:wp14="http://schemas.microsoft.com/office/word/2010/wordprocessingDrawing" xmlns:wp="http://schemas.openxmlformats.org/drawingml/2006/wordprocessingDrawing" xmlns:w10="urn:schemas-microsoft-com:office:word" xmlns:w="http://schemas.openxmlformats.org/wordprocessingml/2006/main" xmlns:w14="http://schemas.microsoft.com/office/word/2010/wordml" xmlns:w15="http://schemas.microsoft.com/office/word/2012/wordml" xmlns:w16se="http://schemas.microsoft.com/office/word/2015/wordml/symex" xmlns:wpg="http://schemas.microsoft.com/office/word/2010/wordprocessingGroup" xmlns:wpi="http://schemas.microsoft.com/office/word/2010/wordprocessingInk" xmlns:wne="http://schemas.microsoft.com/office/word/2006/wordml" xmlns:wps="http://schemas.microsoft.com/office/word/2010/wordprocessingShape" mc:Ignorable="w14 w15 w16se wp14">
+<w:footnotes xmlns:wpc="http://schemas.microsoft.com/office/word/2010/wordprocessingCanvas" xmlns:cx="http://schemas.microsoft.com/office/drawing/2014/chartex" xmlns:cx1="http://schemas.microsoft.com/office/drawing/2015/9/8/chartex" xmlns:cx2="http://schemas.microsoft.com/office/drawing/2015/10/21/chartex" xmlns:cx3="http://schemas.microsoft.com/office/drawing/2016/5/9/chartex" xmlns:cx4="http://schemas.microsoft.com/office/drawing/2016/5/10/chartex" xmlns:cx5="http://schemas.microsoft.com/office/drawing/2016/5/11/chartex" xmlns:cx6="http://schemas.microsoft.com/office/drawing/2016/5/12/chartex" xmlns:cx7="http://schemas.microsoft.com/office/drawing/2016/5/13/chartex" xmlns:cx8="http://schemas.microsoft.com/office/drawing/2016/5/14/chartex" xmlns:mc="http://schemas.openxmlformats.org/markup-compatibility/2006" xmlns:aink="http://schemas.microsoft.com/office/drawing/2016/ink" xmlns:am3d="http://schemas.microsoft.com/office/drawing/2017/model3d" xmlns:o="urn:schemas-microsoft-com:office:office" xmlns:oel="http://schemas.microsoft.com/office/2019/extlst" xmlns:r="http://schemas.openxmlformats.org/officeDocument/2006/relationships" xmlns:m="http://schemas.openxmlformats.org/officeDocument/2006/math" xmlns:v="urn:schemas-microsoft-com:vml" xmlns:wp14="http://schemas.microsoft.com/office/word/2010/wordprocessingDrawing" xmlns:wp="http://schemas.openxmlformats.org/drawingml/2006/wordprocessingDrawing" xmlns:w10="urn:schemas-microsoft-com:office:word" xmlns:w="http://schemas.openxmlformats.org/wordprocessingml/2006/main" xmlns:w14="http://schemas.microsoft.com/office/word/2010/wordml" xmlns:w15="http://schemas.microsoft.com/office/word/2012/wordml" xmlns:w16cex="http://schemas.microsoft.com/office/word/2018/wordml/cex" xmlns:w16cid="http://schemas.microsoft.com/office/word/2016/wordml/cid" xmlns:w16="http://schemas.microsoft.com/office/word/2018/wordml" xmlns:w16du="http://schemas.microsoft.com/office/word/2023/wordml/word16du" xmlns:w16sdtdh="http://schemas.microsoft.com/office/word/2020/wordml/sdtdatahash" xmlns:w16sdtfl="http://schemas.microsoft.com/office/word/2024/wordml/sdtformatlock" xmlns:w16se="http://schemas.microsoft.com/office/word/2015/wordml/symex" xmlns:wpg="http://schemas.microsoft.com/office/word/2010/wordprocessingGroup" xmlns:wpi="http://schemas.microsoft.com/office/word/2010/wordprocessingInk" xmlns:wne="http://schemas.microsoft.com/office/word/2006/wordml" xmlns:wps="http://schemas.microsoft.com/office/word/2010/wordprocessingShape" mc:Ignorable="w14 w15 w16se w16cid w16 w16cex w16sdtdh w16sdtfl w16du wp14">
   <w:footnote w:type="separator" w:id="-1">
     <w:p>
       <w:pPr>
@@ -1952,7 +1896,7 @@
 </file>
 
 <file path=word/header1.xml><?xml version="1.0" encoding="utf-8"?>
-<w:hdr xmlns:wpc="http://schemas.microsoft.com/office/word/2010/wordprocessingCanvas" xmlns:cx="http://schemas.microsoft.com/office/drawing/2014/chartex" xmlns:mc="http://schemas.openxmlformats.org/markup-compatibility/2006" xmlns:o="urn:schemas-microsoft-com:office:office" xmlns:r="http://schemas.openxmlformats.org/officeDocument/2006/relationships" xmlns:m="http://schemas.openxmlformats.org/officeDocument/2006/math" xmlns:v="urn:schemas-microsoft-com:vml" xmlns:wp14="http://schemas.microsoft.com/office/word/2010/wordprocessingDrawing" xmlns:wp="http://schemas.openxmlformats.org/drawingml/2006/wordprocessingDrawing" xmlns:w10="urn:schemas-microsoft-com:office:word" xmlns:w="http://schemas.openxmlformats.org/wordprocessingml/2006/main" xmlns:w14="http://schemas.microsoft.com/office/word/2010/wordml" xmlns:w15="http://schemas.microsoft.com/office/word/2012/wordml" xmlns:w16se="http://schemas.microsoft.com/office/word/2015/wordml/symex" xmlns:wpg="http://schemas.microsoft.com/office/word/2010/wordprocessingGroup" xmlns:wpi="http://schemas.microsoft.com/office/word/2010/wordprocessingInk" xmlns:wne="http://schemas.microsoft.com/office/word/2006/wordml" xmlns:wps="http://schemas.microsoft.com/office/word/2010/wordprocessingShape" mc:Ignorable="w14 w15 w16se wp14">
+<w:hdr xmlns:wpc="http://schemas.microsoft.com/office/word/2010/wordprocessingCanvas" xmlns:cx="http://schemas.microsoft.com/office/drawing/2014/chartex" xmlns:cx1="http://schemas.microsoft.com/office/drawing/2015/9/8/chartex" xmlns:cx2="http://schemas.microsoft.com/office/drawing/2015/10/21/chartex" xmlns:cx3="http://schemas.microsoft.com/office/drawing/2016/5/9/chartex" xmlns:cx4="http://schemas.microsoft.com/office/drawing/2016/5/10/chartex" xmlns:cx5="http://schemas.microsoft.com/office/drawing/2016/5/11/chartex" xmlns:cx6="http://schemas.microsoft.com/office/drawing/2016/5/12/chartex" xmlns:cx7="http://schemas.microsoft.com/office/drawing/2016/5/13/chartex" xmlns:cx8="http://schemas.microsoft.com/office/drawing/2016/5/14/chartex" xmlns:mc="http://schemas.openxmlformats.org/markup-compatibility/2006" xmlns:aink="http://schemas.microsoft.com/office/drawing/2016/ink" xmlns:am3d="http://schemas.microsoft.com/office/drawing/2017/model3d" xmlns:o="urn:schemas-microsoft-com:office:office" xmlns:oel="http://schemas.microsoft.com/office/2019/extlst" xmlns:r="http://schemas.openxmlformats.org/officeDocument/2006/relationships" xmlns:m="http://schemas.openxmlformats.org/officeDocument/2006/math" xmlns:v="urn:schemas-microsoft-com:vml" xmlns:wp14="http://schemas.microsoft.com/office/word/2010/wordprocessingDrawing" xmlns:wp="http://schemas.openxmlformats.org/drawingml/2006/wordprocessingDrawing" xmlns:w10="urn:schemas-microsoft-com:office:word" xmlns:w="http://schemas.openxmlformats.org/wordprocessingml/2006/main" xmlns:w14="http://schemas.microsoft.com/office/word/2010/wordml" xmlns:w15="http://schemas.microsoft.com/office/word/2012/wordml" xmlns:w16cex="http://schemas.microsoft.com/office/word/2018/wordml/cex" xmlns:w16cid="http://schemas.microsoft.com/office/word/2016/wordml/cid" xmlns:w16="http://schemas.microsoft.com/office/word/2018/wordml" xmlns:w16du="http://schemas.microsoft.com/office/word/2023/wordml/word16du" xmlns:w16sdtdh="http://schemas.microsoft.com/office/word/2020/wordml/sdtdatahash" xmlns:w16sdtfl="http://schemas.microsoft.com/office/word/2024/wordml/sdtformatlock" xmlns:w16se="http://schemas.microsoft.com/office/word/2015/wordml/symex" xmlns:wpg="http://schemas.microsoft.com/office/word/2010/wordprocessingGroup" xmlns:wpi="http://schemas.microsoft.com/office/word/2010/wordprocessingInk" xmlns:wne="http://schemas.microsoft.com/office/word/2006/wordml" xmlns:wps="http://schemas.microsoft.com/office/word/2010/wordprocessingShape" mc:Ignorable="w14 w15 w16se w16cid w16 w16cex w16sdtdh w16sdtfl w16du wp14">
   <w:p>
     <w:pPr>
       <w:pStyle w:val="Header"/>
@@ -1970,7 +1914,7 @@
 </file>
 
 <file path=word/numbering.xml><?xml version="1.0" encoding="utf-8"?>
-<w:numbering xmlns:wpc="http://schemas.microsoft.com/office/word/2010/wordprocessingCanvas" xmlns:cx="http://schemas.microsoft.com/office/drawing/2014/chartex" xmlns:mc="http://schemas.openxmlformats.org/markup-compatibility/2006" xmlns:o="urn:schemas-microsoft-com:office:office" xmlns:r="http://schemas.openxmlformats.org/officeDocument/2006/relationships" xmlns:m="http://schemas.openxmlformats.org/officeDocument/2006/math" xmlns:v="urn:schemas-microsoft-com:vml" xmlns:wp14="http://schemas.microsoft.com/office/word/2010/wordprocessingDrawing" xmlns:wp="http://schemas.openxmlformats.org/drawingml/2006/wordprocessingDrawing" xmlns:w10="urn:schemas-microsoft-com:office:word" xmlns:w="http://schemas.openxmlformats.org/wordprocessingml/2006/main" xmlns:w14="http://schemas.microsoft.com/office/word/2010/wordml" xmlns:w15="http://schemas.microsoft.com/office/word/2012/wordml" xmlns:w16se="http://schemas.microsoft.com/office/word/2015/wordml/symex" xmlns:wpg="http://schemas.microsoft.com/office/word/2010/wordprocessingGroup" xmlns:wpi="http://schemas.microsoft.com/office/word/2010/wordprocessingInk" xmlns:wne="http://schemas.microsoft.com/office/word/2006/wordml" xmlns:wps="http://schemas.microsoft.com/office/word/2010/wordprocessingShape" mc:Ignorable="w14 w15 w16se wp14">
+<w:numbering xmlns:wpc="http://schemas.microsoft.com/office/word/2010/wordprocessingCanvas" xmlns:cx="http://schemas.microsoft.com/office/drawing/2014/chartex" xmlns:cx1="http://schemas.microsoft.com/office/drawing/2015/9/8/chartex" xmlns:cx2="http://schemas.microsoft.com/office/drawing/2015/10/21/chartex" xmlns:cx3="http://schemas.microsoft.com/office/drawing/2016/5/9/chartex" xmlns:cx4="http://schemas.microsoft.com/office/drawing/2016/5/10/chartex" xmlns:cx5="http://schemas.microsoft.com/office/drawing/2016/5/11/chartex" xmlns:cx6="http://schemas.microsoft.com/office/drawing/2016/5/12/chartex" xmlns:cx7="http://schemas.microsoft.com/office/drawing/2016/5/13/chartex" xmlns:cx8="http://schemas.microsoft.com/office/drawing/2016/5/14/chartex" xmlns:mc="http://schemas.openxmlformats.org/markup-compatibility/2006" xmlns:aink="http://schemas.microsoft.com/office/drawing/2016/ink" xmlns:am3d="http://schemas.microsoft.com/office/drawing/2017/model3d" xmlns:o="urn:schemas-microsoft-com:office:office" xmlns:oel="http://schemas.microsoft.com/office/2019/extlst" xmlns:r="http://schemas.openxmlformats.org/officeDocument/2006/relationships" xmlns:m="http://schemas.openxmlformats.org/officeDocument/2006/math" xmlns:v="urn:schemas-microsoft-com:vml" xmlns:wp14="http://schemas.microsoft.com/office/word/2010/wordprocessingDrawing" xmlns:wp="http://schemas.openxmlformats.org/drawingml/2006/wordprocessingDrawing" xmlns:w10="urn:schemas-microsoft-com:office:word" xmlns:w="http://schemas.openxmlformats.org/wordprocessingml/2006/main" xmlns:w14="http://schemas.microsoft.com/office/word/2010/wordml" xmlns:w15="http://schemas.microsoft.com/office/word/2012/wordml" xmlns:w16cex="http://schemas.microsoft.com/office/word/2018/wordml/cex" xmlns:w16cid="http://schemas.microsoft.com/office/word/2016/wordml/cid" xmlns:w16="http://schemas.microsoft.com/office/word/2018/wordml" xmlns:w16du="http://schemas.microsoft.com/office/word/2023/wordml/word16du" xmlns:w16sdtdh="http://schemas.microsoft.com/office/word/2020/wordml/sdtdatahash" xmlns:w16sdtfl="http://schemas.microsoft.com/office/word/2024/wordml/sdtformatlock" xmlns:w16se="http://schemas.microsoft.com/office/word/2015/wordml/symex" xmlns:wpg="http://schemas.microsoft.com/office/word/2010/wordprocessingGroup" xmlns:wpi="http://schemas.microsoft.com/office/word/2010/wordprocessingInk" xmlns:wne="http://schemas.microsoft.com/office/word/2006/wordml" xmlns:wps="http://schemas.microsoft.com/office/word/2010/wordprocessingShape" mc:Ignorable="w14 w15 w16se w16cid w16 w16cex w16sdtdh w16sdtfl w16du wp14">
   <w:abstractNum w:abstractNumId="0" w15:restartNumberingAfterBreak="0">
     <w:nsid w:val="05930A79"/>
     <w:multiLevelType w:val="hybridMultilevel"/>
@@ -2875,7 +2819,7 @@
       </w:pPr>
     </w:lvl>
   </w:abstractNum>
-  <w:num w:numId="1">
+  <w:num w:numId="1" w16cid:durableId="657730897">
     <w:abstractNumId w:val="4"/>
     <w:lvlOverride w:ilvl="0">
       <w:lvl w:ilvl="0">
@@ -2885,16 +2829,16 @@
       </w:lvl>
     </w:lvlOverride>
   </w:num>
-  <w:num w:numId="2">
+  <w:num w:numId="2" w16cid:durableId="1707638079">
     <w:abstractNumId w:val="0"/>
   </w:num>
-  <w:num w:numId="3">
+  <w:num w:numId="3" w16cid:durableId="1590579844">
     <w:abstractNumId w:val="6"/>
   </w:num>
-  <w:num w:numId="4">
+  <w:num w:numId="4" w16cid:durableId="278879598">
     <w:abstractNumId w:val="2"/>
   </w:num>
-  <w:num w:numId="5">
+  <w:num w:numId="5" w16cid:durableId="424157205">
     <w:abstractNumId w:val="5"/>
     <w:lvlOverride w:ilvl="0">
       <w:lvl w:ilvl="0">
@@ -2904,20 +2848,20 @@
       </w:lvl>
     </w:lvlOverride>
   </w:num>
-  <w:num w:numId="6">
+  <w:num w:numId="6" w16cid:durableId="590895934">
     <w:abstractNumId w:val="1"/>
   </w:num>
-  <w:num w:numId="7">
+  <w:num w:numId="7" w16cid:durableId="85536372">
     <w:abstractNumId w:val="3"/>
   </w:num>
-  <w:num w:numId="8">
+  <w:num w:numId="8" w16cid:durableId="1365786222">
     <w:abstractNumId w:val="7"/>
   </w:num>
 </w:numbering>
 </file>
 
 <file path=word/styles.xml><?xml version="1.0" encoding="utf-8"?>
-<w:styles xmlns:mc="http://schemas.openxmlformats.org/markup-compatibility/2006" xmlns:r="http://schemas.openxmlformats.org/officeDocument/2006/relationships" xmlns:w="http://schemas.openxmlformats.org/wordprocessingml/2006/main" xmlns:w14="http://schemas.microsoft.com/office/word/2010/wordml" xmlns:w15="http://schemas.microsoft.com/office/word/2012/wordml" xmlns:w16se="http://schemas.microsoft.com/office/word/2015/wordml/symex" mc:Ignorable="w14 w15 w16se">
+<w:styles xmlns:mc="http://schemas.openxmlformats.org/markup-compatibility/2006" xmlns:r="http://schemas.openxmlformats.org/officeDocument/2006/relationships" xmlns:w="http://schemas.openxmlformats.org/wordprocessingml/2006/main" xmlns:w14="http://schemas.microsoft.com/office/word/2010/wordml" xmlns:w15="http://schemas.microsoft.com/office/word/2012/wordml" xmlns:w16cex="http://schemas.microsoft.com/office/word/2018/wordml/cex" xmlns:w16cid="http://schemas.microsoft.com/office/word/2016/wordml/cid" xmlns:w16="http://schemas.microsoft.com/office/word/2018/wordml" xmlns:w16du="http://schemas.microsoft.com/office/word/2023/wordml/word16du" xmlns:w16sdtdh="http://schemas.microsoft.com/office/word/2020/wordml/sdtdatahash" xmlns:w16sdtfl="http://schemas.microsoft.com/office/word/2024/wordml/sdtformatlock" xmlns:w16se="http://schemas.microsoft.com/office/word/2015/wordml/symex" mc:Ignorable="w14 w15 w16se w16cid w16 w16cex w16sdtdh w16sdtfl w16du">
   <w:docDefaults>
     <w:rPrDefault>
       <w:rPr>
@@ -2933,7 +2877,7 @@
       </w:pPr>
     </w:pPrDefault>
   </w:docDefaults>
-  <w:latentStyles w:defLockedState="0" w:defUIPriority="99" w:defSemiHidden="0" w:defUnhideWhenUsed="0" w:defQFormat="0" w:count="371">
+  <w:latentStyles w:defLockedState="0" w:defUIPriority="99" w:defSemiHidden="0" w:defUnhideWhenUsed="0" w:defQFormat="0" w:count="376">
     <w:lsdException w:name="Normal" w:uiPriority="0" w:qFormat="1"/>
     <w:lsdException w:name="heading 1" w:uiPriority="9" w:qFormat="1"/>
     <w:lsdException w:name="heading 2" w:semiHidden="1" w:uiPriority="9" w:unhideWhenUsed="1" w:qFormat="1"/>
@@ -3305,6 +3249,11 @@
     <w:lsdException w:name="List Table 5 Dark Accent 6" w:uiPriority="50"/>
     <w:lsdException w:name="List Table 6 Colorful Accent 6" w:uiPriority="51"/>
     <w:lsdException w:name="List Table 7 Colorful Accent 6" w:uiPriority="52"/>
+    <w:lsdException w:name="Mention" w:semiHidden="1" w:unhideWhenUsed="1"/>
+    <w:lsdException w:name="Smart Hyperlink" w:semiHidden="1" w:unhideWhenUsed="1"/>
+    <w:lsdException w:name="Hashtag" w:semiHidden="1" w:unhideWhenUsed="1"/>
+    <w:lsdException w:name="Unresolved Mention" w:semiHidden="1" w:unhideWhenUsed="1"/>
+    <w:lsdException w:name="Smart Link" w:semiHidden="1" w:unhideWhenUsed="1"/>
   </w:latentStyles>
   <w:style w:type="paragraph" w:default="1" w:styleId="Normal">
     <w:name w:val="Normal"/>

--- a/Homework/HOMEWORK 3 - APTIS SV.docx
+++ b/Homework/HOMEWORK 3 - APTIS SV.docx
@@ -1,12 +1,19 @@
 
 <file path=word/document.xml><?xml version="1.0" encoding="utf-8"?>
-<w:document xmlns:wpc="http://schemas.microsoft.com/office/word/2010/wordprocessingCanvas" xmlns:cx="http://schemas.microsoft.com/office/drawing/2014/chartex" xmlns:cx1="http://schemas.microsoft.com/office/drawing/2015/9/8/chartex" xmlns:cx2="http://schemas.microsoft.com/office/drawing/2015/10/21/chartex" xmlns:cx3="http://schemas.microsoft.com/office/drawing/2016/5/9/chartex" xmlns:cx4="http://schemas.microsoft.com/office/drawing/2016/5/10/chartex" xmlns:cx5="http://schemas.microsoft.com/office/drawing/2016/5/11/chartex" xmlns:cx6="http://schemas.microsoft.com/office/drawing/2016/5/12/chartex" xmlns:cx7="http://schemas.microsoft.com/office/drawing/2016/5/13/chartex" xmlns:cx8="http://schemas.microsoft.com/office/drawing/2016/5/14/chartex" xmlns:mc="http://schemas.openxmlformats.org/markup-compatibility/2006" xmlns:aink="http://schemas.microsoft.com/office/drawing/2016/ink" xmlns:am3d="http://schemas.microsoft.com/office/drawing/2017/model3d" xmlns:o="urn:schemas-microsoft-com:office:office" xmlns:oel="http://schemas.microsoft.com/office/2019/extlst" xmlns:r="http://schemas.openxmlformats.org/officeDocument/2006/relationships" xmlns:m="http://schemas.openxmlformats.org/officeDocument/2006/math" xmlns:v="urn:schemas-microsoft-com:vml" xmlns:wp14="http://schemas.microsoft.com/office/word/2010/wordprocessingDrawing" xmlns:wp="http://schemas.openxmlformats.org/drawingml/2006/wordprocessingDrawing" xmlns:w10="urn:schemas-microsoft-com:office:word" xmlns:w="http://schemas.openxmlformats.org/wordprocessingml/2006/main" xmlns:w14="http://schemas.microsoft.com/office/word/2010/wordml" xmlns:w15="http://schemas.microsoft.com/office/word/2012/wordml" xmlns:w16cex="http://schemas.microsoft.com/office/word/2018/wordml/cex" xmlns:w16cid="http://schemas.microsoft.com/office/word/2016/wordml/cid" xmlns:w16="http://schemas.microsoft.com/office/word/2018/wordml" xmlns:w16du="http://schemas.microsoft.com/office/word/2023/wordml/word16du" xmlns:w16sdtdh="http://schemas.microsoft.com/office/word/2020/wordml/sdtdatahash" xmlns:w16sdtfl="http://schemas.microsoft.com/office/word/2024/wordml/sdtformatlock" xmlns:w16se="http://schemas.microsoft.com/office/word/2015/wordml/symex" xmlns:wpg="http://schemas.microsoft.com/office/word/2010/wordprocessingGroup" xmlns:wpi="http://schemas.microsoft.com/office/word/2010/wordprocessingInk" xmlns:wne="http://schemas.microsoft.com/office/word/2006/wordml" xmlns:wps="http://schemas.microsoft.com/office/word/2010/wordprocessingShape" mc:Ignorable="w14 w15 w16se w16cid w16 w16cex w16sdtdh w16sdtfl w16du wp14">
+<w:document xmlns:wpc="http://schemas.microsoft.com/office/word/2010/wordprocessingCanvas" xmlns:cx="http://schemas.microsoft.com/office/drawing/2014/chartex" xmlns:mc="http://schemas.openxmlformats.org/markup-compatibility/2006" xmlns:o="urn:schemas-microsoft-com:office:office" xmlns:r="http://schemas.openxmlformats.org/officeDocument/2006/relationships" xmlns:m="http://schemas.openxmlformats.org/officeDocument/2006/math" xmlns:v="urn:schemas-microsoft-com:vml" xmlns:wp14="http://schemas.microsoft.com/office/word/2010/wordprocessingDrawing" xmlns:wp="http://schemas.openxmlformats.org/drawingml/2006/wordprocessingDrawing" xmlns:w10="urn:schemas-microsoft-com:office:word" xmlns:w="http://schemas.openxmlformats.org/wordprocessingml/2006/main" xmlns:w14="http://schemas.microsoft.com/office/word/2010/wordml" xmlns:w15="http://schemas.microsoft.com/office/word/2012/wordml" xmlns:w16se="http://schemas.microsoft.com/office/word/2015/wordml/symex" xmlns:wpg="http://schemas.microsoft.com/office/word/2010/wordprocessingGroup" xmlns:wpi="http://schemas.microsoft.com/office/word/2010/wordprocessingInk" xmlns:wne="http://schemas.microsoft.com/office/word/2006/wordml" xmlns:wps="http://schemas.microsoft.com/office/word/2010/wordprocessingShape" mc:Ignorable="w14 w15 w16se wp14">
   <w:body>
     <w:p>
       <w:pPr>
         <w:spacing w:after="0" w:line="240" w:lineRule="auto"/>
         <w:ind w:left="174"/>
         <w:jc w:val="both"/>
+        <w:rPr>
+          <w:rFonts w:ascii="Times New Roman" w:eastAsia="Times New Roman" w:hAnsi="Times New Roman" w:cs="Times New Roman"/>
+          <w:sz w:val="24"/>
+          <w:szCs w:val="24"/>
+        </w:rPr>
+      </w:pPr>
+      <w:r>
         <w:rPr>
           <w:rFonts w:ascii="Times New Roman" w:eastAsia="Times New Roman" w:hAnsi="Times New Roman" w:cs="Times New Roman"/>
           <w:b/>
@@ -15,40 +22,7 @@
           <w:sz w:val="48"/>
           <w:szCs w:val="48"/>
         </w:rPr>
-      </w:pPr>
-      <w:r>
-        <w:rPr>
-          <w:rFonts w:ascii="Times New Roman" w:eastAsia="Times New Roman" w:hAnsi="Times New Roman" w:cs="Times New Roman"/>
-          <w:b/>
-          <w:bCs/>
-          <w:color w:val="000000"/>
-          <w:sz w:val="48"/>
-          <w:szCs w:val="48"/>
-        </w:rPr>
         <w:t>Homework 3 – Conjunction and Preposition</w:t>
-      </w:r>
-    </w:p>
-    <w:p>
-      <w:pPr>
-        <w:spacing w:after="0" w:line="240" w:lineRule="auto"/>
-        <w:ind w:left="174"/>
-        <w:jc w:val="both"/>
-        <w:rPr>
-          <w:rFonts w:ascii="Times New Roman" w:eastAsia="Times New Roman" w:hAnsi="Times New Roman" w:cs="Times New Roman"/>
-          <w:sz w:val="24"/>
-          <w:szCs w:val="24"/>
-        </w:rPr>
-      </w:pPr>
-      <w:r>
-        <w:rPr>
-          <w:rFonts w:ascii="Times New Roman" w:eastAsia="Times New Roman" w:hAnsi="Times New Roman" w:cs="Times New Roman"/>
-          <w:b/>
-          <w:bCs/>
-          <w:color w:val="000000"/>
-          <w:sz w:val="48"/>
-          <w:szCs w:val="48"/>
-        </w:rPr>
-        <w:t>mlklk</w:t>
       </w:r>
     </w:p>
     <w:p>
@@ -163,7 +137,18 @@
           <w:sz w:val="24"/>
           <w:szCs w:val="24"/>
         </w:rPr>
-        <w:t xml:space="preserve">3. Mr. Terry couldn’t attend the meeting </w:t>
+        <w:t>3. Mr. Terry couldn’t atte</w:t>
+      </w:r>
+      <w:bookmarkStart w:id="0" w:name="_GoBack"/>
+      <w:bookmarkEnd w:id="0"/>
+      <w:r>
+        <w:rPr>
+          <w:rFonts w:ascii="Times New Roman" w:eastAsia="Times New Roman" w:hAnsi="Times New Roman" w:cs="Times New Roman"/>
+          <w:color w:val="000000"/>
+          <w:sz w:val="24"/>
+          <w:szCs w:val="24"/>
+        </w:rPr>
+        <w:t xml:space="preserve">nd the meeting </w:t>
       </w:r>
       <w:r>
         <w:rPr>
@@ -440,7 +425,27 @@
           <w:sz w:val="24"/>
           <w:szCs w:val="24"/>
         </w:rPr>
-        <w:t>8. _______ the internship period ends, you will get a chance to be hired as a full-time  employee. </w:t>
+        <w:t>8. _______ the internship period ends, you will get a chance to be hired as a full-</w:t>
+      </w:r>
+      <w:proofErr w:type="gramStart"/>
+      <w:r>
+        <w:rPr>
+          <w:rFonts w:ascii="Times New Roman" w:eastAsia="Times New Roman" w:hAnsi="Times New Roman" w:cs="Times New Roman"/>
+          <w:color w:val="000000"/>
+          <w:sz w:val="24"/>
+          <w:szCs w:val="24"/>
+        </w:rPr>
+        <w:t>time  employee</w:t>
+      </w:r>
+      <w:proofErr w:type="gramEnd"/>
+      <w:r>
+        <w:rPr>
+          <w:rFonts w:ascii="Times New Roman" w:eastAsia="Times New Roman" w:hAnsi="Times New Roman" w:cs="Times New Roman"/>
+          <w:color w:val="000000"/>
+          <w:sz w:val="24"/>
+          <w:szCs w:val="24"/>
+        </w:rPr>
+        <w:t>. </w:t>
       </w:r>
     </w:p>
     <w:p>
@@ -606,7 +611,27 @@
           <w:sz w:val="24"/>
           <w:szCs w:val="24"/>
         </w:rPr>
-        <w:t>10. _______ we receive your orders, we will check our inventory to fill your orders. </w:t>
+        <w:t xml:space="preserve">10. _______ we receive your </w:t>
+      </w:r>
+      <w:proofErr w:type="gramStart"/>
+      <w:r>
+        <w:rPr>
+          <w:rFonts w:ascii="Times New Roman" w:eastAsia="Times New Roman" w:hAnsi="Times New Roman" w:cs="Times New Roman"/>
+          <w:color w:val="000000"/>
+          <w:sz w:val="24"/>
+          <w:szCs w:val="24"/>
+        </w:rPr>
+        <w:t>orders,</w:t>
+      </w:r>
+      <w:proofErr w:type="gramEnd"/>
+      <w:r>
+        <w:rPr>
+          <w:rFonts w:ascii="Times New Roman" w:eastAsia="Times New Roman" w:hAnsi="Times New Roman" w:cs="Times New Roman"/>
+          <w:color w:val="000000"/>
+          <w:sz w:val="24"/>
+          <w:szCs w:val="24"/>
+        </w:rPr>
+        <w:t xml:space="preserve"> we will check our inventory to fill your orders. </w:t>
       </w:r>
     </w:p>
     <w:p>
@@ -1060,7 +1085,6 @@
           <w:sz w:val="24"/>
           <w:szCs w:val="24"/>
         </w:rPr>
-        <w:lastRenderedPageBreak/>
         <w:t xml:space="preserve">A. once </w:t>
       </w:r>
       <w:r>
@@ -1123,6 +1147,7 @@
           <w:sz w:val="24"/>
           <w:szCs w:val="24"/>
         </w:rPr>
+        <w:lastRenderedPageBreak/>
         <w:t>19. The commuter train service has been suspended _______ a technical problem. </w:t>
       </w:r>
     </w:p>
@@ -1298,7 +1323,27 @@
           <w:sz w:val="24"/>
           <w:szCs w:val="24"/>
         </w:rPr>
-        <w:t>21. _______ your order was placed after the deadline, no discount will be given. </w:t>
+        <w:t xml:space="preserve">21. _______ your order was placed after the </w:t>
+      </w:r>
+      <w:proofErr w:type="gramStart"/>
+      <w:r>
+        <w:rPr>
+          <w:rFonts w:ascii="Times New Roman" w:eastAsia="Times New Roman" w:hAnsi="Times New Roman" w:cs="Times New Roman"/>
+          <w:color w:val="000000"/>
+          <w:sz w:val="24"/>
+          <w:szCs w:val="24"/>
+        </w:rPr>
+        <w:t>deadline,</w:t>
+      </w:r>
+      <w:proofErr w:type="gramEnd"/>
+      <w:r>
+        <w:rPr>
+          <w:rFonts w:ascii="Times New Roman" w:eastAsia="Times New Roman" w:hAnsi="Times New Roman" w:cs="Times New Roman"/>
+          <w:color w:val="000000"/>
+          <w:sz w:val="24"/>
+          <w:szCs w:val="24"/>
+        </w:rPr>
+        <w:t xml:space="preserve"> no discount will be given. </w:t>
       </w:r>
     </w:p>
     <w:p>
@@ -1612,6 +1657,7 @@
         </w:rPr>
         <w:t xml:space="preserve"> the government takes effective </w:t>
       </w:r>
+      <w:proofErr w:type="gramStart"/>
       <w:r>
         <w:rPr>
           <w:rFonts w:ascii="Times New Roman" w:eastAsia="Times New Roman" w:hAnsi="Times New Roman" w:cs="Times New Roman"/>
@@ -1628,7 +1674,17 @@
           <w:sz w:val="24"/>
           <w:szCs w:val="24"/>
         </w:rPr>
-        <w:t>es, the unemployment rate will </w:t>
+        <w:t>es,</w:t>
+      </w:r>
+      <w:proofErr w:type="gramEnd"/>
+      <w:r>
+        <w:rPr>
+          <w:rFonts w:ascii="Times New Roman" w:eastAsia="Times New Roman" w:hAnsi="Times New Roman" w:cs="Times New Roman"/>
+          <w:color w:val="000000"/>
+          <w:sz w:val="24"/>
+          <w:szCs w:val="24"/>
+        </w:rPr>
+        <w:t xml:space="preserve"> the unemployment rate will </w:t>
       </w:r>
       <w:r>
         <w:rPr>
@@ -1846,7 +1902,7 @@
 </file>
 
 <file path=word/endnotes.xml><?xml version="1.0" encoding="utf-8"?>
-<w:endnotes xmlns:wpc="http://schemas.microsoft.com/office/word/2010/wordprocessingCanvas" xmlns:cx="http://schemas.microsoft.com/office/drawing/2014/chartex" xmlns:cx1="http://schemas.microsoft.com/office/drawing/2015/9/8/chartex" xmlns:cx2="http://schemas.microsoft.com/office/drawing/2015/10/21/chartex" xmlns:cx3="http://schemas.microsoft.com/office/drawing/2016/5/9/chartex" xmlns:cx4="http://schemas.microsoft.com/office/drawing/2016/5/10/chartex" xmlns:cx5="http://schemas.microsoft.com/office/drawing/2016/5/11/chartex" xmlns:cx6="http://schemas.microsoft.com/office/drawing/2016/5/12/chartex" xmlns:cx7="http://schemas.microsoft.com/office/drawing/2016/5/13/chartex" xmlns:cx8="http://schemas.microsoft.com/office/drawing/2016/5/14/chartex" xmlns:mc="http://schemas.openxmlformats.org/markup-compatibility/2006" xmlns:aink="http://schemas.microsoft.com/office/drawing/2016/ink" xmlns:am3d="http://schemas.microsoft.com/office/drawing/2017/model3d" xmlns:o="urn:schemas-microsoft-com:office:office" xmlns:oel="http://schemas.microsoft.com/office/2019/extlst" xmlns:r="http://schemas.openxmlformats.org/officeDocument/2006/relationships" xmlns:m="http://schemas.openxmlformats.org/officeDocument/2006/math" xmlns:v="urn:schemas-microsoft-com:vml" xmlns:wp14="http://schemas.microsoft.com/office/word/2010/wordprocessingDrawing" xmlns:wp="http://schemas.openxmlformats.org/drawingml/2006/wordprocessingDrawing" xmlns:w10="urn:schemas-microsoft-com:office:word" xmlns:w="http://schemas.openxmlformats.org/wordprocessingml/2006/main" xmlns:w14="http://schemas.microsoft.com/office/word/2010/wordml" xmlns:w15="http://schemas.microsoft.com/office/word/2012/wordml" xmlns:w16cex="http://schemas.microsoft.com/office/word/2018/wordml/cex" xmlns:w16cid="http://schemas.microsoft.com/office/word/2016/wordml/cid" xmlns:w16="http://schemas.microsoft.com/office/word/2018/wordml" xmlns:w16du="http://schemas.microsoft.com/office/word/2023/wordml/word16du" xmlns:w16sdtdh="http://schemas.microsoft.com/office/word/2020/wordml/sdtdatahash" xmlns:w16sdtfl="http://schemas.microsoft.com/office/word/2024/wordml/sdtformatlock" xmlns:w16se="http://schemas.microsoft.com/office/word/2015/wordml/symex" xmlns:wpg="http://schemas.microsoft.com/office/word/2010/wordprocessingGroup" xmlns:wpi="http://schemas.microsoft.com/office/word/2010/wordprocessingInk" xmlns:wne="http://schemas.microsoft.com/office/word/2006/wordml" xmlns:wps="http://schemas.microsoft.com/office/word/2010/wordprocessingShape" mc:Ignorable="w14 w15 w16se w16cid w16 w16cex w16sdtdh w16sdtfl w16du wp14">
+<w:endnotes xmlns:wpc="http://schemas.microsoft.com/office/word/2010/wordprocessingCanvas" xmlns:cx="http://schemas.microsoft.com/office/drawing/2014/chartex" xmlns:mc="http://schemas.openxmlformats.org/markup-compatibility/2006" xmlns:o="urn:schemas-microsoft-com:office:office" xmlns:r="http://schemas.openxmlformats.org/officeDocument/2006/relationships" xmlns:m="http://schemas.openxmlformats.org/officeDocument/2006/math" xmlns:v="urn:schemas-microsoft-com:vml" xmlns:wp14="http://schemas.microsoft.com/office/word/2010/wordprocessingDrawing" xmlns:wp="http://schemas.openxmlformats.org/drawingml/2006/wordprocessingDrawing" xmlns:w10="urn:schemas-microsoft-com:office:word" xmlns:w="http://schemas.openxmlformats.org/wordprocessingml/2006/main" xmlns:w14="http://schemas.microsoft.com/office/word/2010/wordml" xmlns:w15="http://schemas.microsoft.com/office/word/2012/wordml" xmlns:w16se="http://schemas.microsoft.com/office/word/2015/wordml/symex" xmlns:wpg="http://schemas.microsoft.com/office/word/2010/wordprocessingGroup" xmlns:wpi="http://schemas.microsoft.com/office/word/2010/wordprocessingInk" xmlns:wne="http://schemas.microsoft.com/office/word/2006/wordml" xmlns:wps="http://schemas.microsoft.com/office/word/2010/wordprocessingShape" mc:Ignorable="w14 w15 w16se wp14">
   <w:endnote w:type="separator" w:id="-1">
     <w:p>
       <w:pPr>
@@ -1871,7 +1927,7 @@
 </file>
 
 <file path=word/footnotes.xml><?xml version="1.0" encoding="utf-8"?>
-<w:footnotes xmlns:wpc="http://schemas.microsoft.com/office/word/2010/wordprocessingCanvas" xmlns:cx="http://schemas.microsoft.com/office/drawing/2014/chartex" xmlns:cx1="http://schemas.microsoft.com/office/drawing/2015/9/8/chartex" xmlns:cx2="http://schemas.microsoft.com/office/drawing/2015/10/21/chartex" xmlns:cx3="http://schemas.microsoft.com/office/drawing/2016/5/9/chartex" xmlns:cx4="http://schemas.microsoft.com/office/drawing/2016/5/10/chartex" xmlns:cx5="http://schemas.microsoft.com/office/drawing/2016/5/11/chartex" xmlns:cx6="http://schemas.microsoft.com/office/drawing/2016/5/12/chartex" xmlns:cx7="http://schemas.microsoft.com/office/drawing/2016/5/13/chartex" xmlns:cx8="http://schemas.microsoft.com/office/drawing/2016/5/14/chartex" xmlns:mc="http://schemas.openxmlformats.org/markup-compatibility/2006" xmlns:aink="http://schemas.microsoft.com/office/drawing/2016/ink" xmlns:am3d="http://schemas.microsoft.com/office/drawing/2017/model3d" xmlns:o="urn:schemas-microsoft-com:office:office" xmlns:oel="http://schemas.microsoft.com/office/2019/extlst" xmlns:r="http://schemas.openxmlformats.org/officeDocument/2006/relationships" xmlns:m="http://schemas.openxmlformats.org/officeDocument/2006/math" xmlns:v="urn:schemas-microsoft-com:vml" xmlns:wp14="http://schemas.microsoft.com/office/word/2010/wordprocessingDrawing" xmlns:wp="http://schemas.openxmlformats.org/drawingml/2006/wordprocessingDrawing" xmlns:w10="urn:schemas-microsoft-com:office:word" xmlns:w="http://schemas.openxmlformats.org/wordprocessingml/2006/main" xmlns:w14="http://schemas.microsoft.com/office/word/2010/wordml" xmlns:w15="http://schemas.microsoft.com/office/word/2012/wordml" xmlns:w16cex="http://schemas.microsoft.com/office/word/2018/wordml/cex" xmlns:w16cid="http://schemas.microsoft.com/office/word/2016/wordml/cid" xmlns:w16="http://schemas.microsoft.com/office/word/2018/wordml" xmlns:w16du="http://schemas.microsoft.com/office/word/2023/wordml/word16du" xmlns:w16sdtdh="http://schemas.microsoft.com/office/word/2020/wordml/sdtdatahash" xmlns:w16sdtfl="http://schemas.microsoft.com/office/word/2024/wordml/sdtformatlock" xmlns:w16se="http://schemas.microsoft.com/office/word/2015/wordml/symex" xmlns:wpg="http://schemas.microsoft.com/office/word/2010/wordprocessingGroup" xmlns:wpi="http://schemas.microsoft.com/office/word/2010/wordprocessingInk" xmlns:wne="http://schemas.microsoft.com/office/word/2006/wordml" xmlns:wps="http://schemas.microsoft.com/office/word/2010/wordprocessingShape" mc:Ignorable="w14 w15 w16se w16cid w16 w16cex w16sdtdh w16sdtfl w16du wp14">
+<w:footnotes xmlns:wpc="http://schemas.microsoft.com/office/word/2010/wordprocessingCanvas" xmlns:cx="http://schemas.microsoft.com/office/drawing/2014/chartex" xmlns:mc="http://schemas.openxmlformats.org/markup-compatibility/2006" xmlns:o="urn:schemas-microsoft-com:office:office" xmlns:r="http://schemas.openxmlformats.org/officeDocument/2006/relationships" xmlns:m="http://schemas.openxmlformats.org/officeDocument/2006/math" xmlns:v="urn:schemas-microsoft-com:vml" xmlns:wp14="http://schemas.microsoft.com/office/word/2010/wordprocessingDrawing" xmlns:wp="http://schemas.openxmlformats.org/drawingml/2006/wordprocessingDrawing" xmlns:w10="urn:schemas-microsoft-com:office:word" xmlns:w="http://schemas.openxmlformats.org/wordprocessingml/2006/main" xmlns:w14="http://schemas.microsoft.com/office/word/2010/wordml" xmlns:w15="http://schemas.microsoft.com/office/word/2012/wordml" xmlns:w16se="http://schemas.microsoft.com/office/word/2015/wordml/symex" xmlns:wpg="http://schemas.microsoft.com/office/word/2010/wordprocessingGroup" xmlns:wpi="http://schemas.microsoft.com/office/word/2010/wordprocessingInk" xmlns:wne="http://schemas.microsoft.com/office/word/2006/wordml" xmlns:wps="http://schemas.microsoft.com/office/word/2010/wordprocessingShape" mc:Ignorable="w14 w15 w16se wp14">
   <w:footnote w:type="separator" w:id="-1">
     <w:p>
       <w:pPr>
@@ -1896,7 +1952,7 @@
 </file>
 
 <file path=word/header1.xml><?xml version="1.0" encoding="utf-8"?>
-<w:hdr xmlns:wpc="http://schemas.microsoft.com/office/word/2010/wordprocessingCanvas" xmlns:cx="http://schemas.microsoft.com/office/drawing/2014/chartex" xmlns:cx1="http://schemas.microsoft.com/office/drawing/2015/9/8/chartex" xmlns:cx2="http://schemas.microsoft.com/office/drawing/2015/10/21/chartex" xmlns:cx3="http://schemas.microsoft.com/office/drawing/2016/5/9/chartex" xmlns:cx4="http://schemas.microsoft.com/office/drawing/2016/5/10/chartex" xmlns:cx5="http://schemas.microsoft.com/office/drawing/2016/5/11/chartex" xmlns:cx6="http://schemas.microsoft.com/office/drawing/2016/5/12/chartex" xmlns:cx7="http://schemas.microsoft.com/office/drawing/2016/5/13/chartex" xmlns:cx8="http://schemas.microsoft.com/office/drawing/2016/5/14/chartex" xmlns:mc="http://schemas.openxmlformats.org/markup-compatibility/2006" xmlns:aink="http://schemas.microsoft.com/office/drawing/2016/ink" xmlns:am3d="http://schemas.microsoft.com/office/drawing/2017/model3d" xmlns:o="urn:schemas-microsoft-com:office:office" xmlns:oel="http://schemas.microsoft.com/office/2019/extlst" xmlns:r="http://schemas.openxmlformats.org/officeDocument/2006/relationships" xmlns:m="http://schemas.openxmlformats.org/officeDocument/2006/math" xmlns:v="urn:schemas-microsoft-com:vml" xmlns:wp14="http://schemas.microsoft.com/office/word/2010/wordprocessingDrawing" xmlns:wp="http://schemas.openxmlformats.org/drawingml/2006/wordprocessingDrawing" xmlns:w10="urn:schemas-microsoft-com:office:word" xmlns:w="http://schemas.openxmlformats.org/wordprocessingml/2006/main" xmlns:w14="http://schemas.microsoft.com/office/word/2010/wordml" xmlns:w15="http://schemas.microsoft.com/office/word/2012/wordml" xmlns:w16cex="http://schemas.microsoft.com/office/word/2018/wordml/cex" xmlns:w16cid="http://schemas.microsoft.com/office/word/2016/wordml/cid" xmlns:w16="http://schemas.microsoft.com/office/word/2018/wordml" xmlns:w16du="http://schemas.microsoft.com/office/word/2023/wordml/word16du" xmlns:w16sdtdh="http://schemas.microsoft.com/office/word/2020/wordml/sdtdatahash" xmlns:w16sdtfl="http://schemas.microsoft.com/office/word/2024/wordml/sdtformatlock" xmlns:w16se="http://schemas.microsoft.com/office/word/2015/wordml/symex" xmlns:wpg="http://schemas.microsoft.com/office/word/2010/wordprocessingGroup" xmlns:wpi="http://schemas.microsoft.com/office/word/2010/wordprocessingInk" xmlns:wne="http://schemas.microsoft.com/office/word/2006/wordml" xmlns:wps="http://schemas.microsoft.com/office/word/2010/wordprocessingShape" mc:Ignorable="w14 w15 w16se w16cid w16 w16cex w16sdtdh w16sdtfl w16du wp14">
+<w:hdr xmlns:wpc="http://schemas.microsoft.com/office/word/2010/wordprocessingCanvas" xmlns:cx="http://schemas.microsoft.com/office/drawing/2014/chartex" xmlns:mc="http://schemas.openxmlformats.org/markup-compatibility/2006" xmlns:o="urn:schemas-microsoft-com:office:office" xmlns:r="http://schemas.openxmlformats.org/officeDocument/2006/relationships" xmlns:m="http://schemas.openxmlformats.org/officeDocument/2006/math" xmlns:v="urn:schemas-microsoft-com:vml" xmlns:wp14="http://schemas.microsoft.com/office/word/2010/wordprocessingDrawing" xmlns:wp="http://schemas.openxmlformats.org/drawingml/2006/wordprocessingDrawing" xmlns:w10="urn:schemas-microsoft-com:office:word" xmlns:w="http://schemas.openxmlformats.org/wordprocessingml/2006/main" xmlns:w14="http://schemas.microsoft.com/office/word/2010/wordml" xmlns:w15="http://schemas.microsoft.com/office/word/2012/wordml" xmlns:w16se="http://schemas.microsoft.com/office/word/2015/wordml/symex" xmlns:wpg="http://schemas.microsoft.com/office/word/2010/wordprocessingGroup" xmlns:wpi="http://schemas.microsoft.com/office/word/2010/wordprocessingInk" xmlns:wne="http://schemas.microsoft.com/office/word/2006/wordml" xmlns:wps="http://schemas.microsoft.com/office/word/2010/wordprocessingShape" mc:Ignorable="w14 w15 w16se wp14">
   <w:p>
     <w:pPr>
       <w:pStyle w:val="Header"/>
@@ -1914,7 +1970,7 @@
 </file>
 
 <file path=word/numbering.xml><?xml version="1.0" encoding="utf-8"?>
-<w:numbering xmlns:wpc="http://schemas.microsoft.com/office/word/2010/wordprocessingCanvas" xmlns:cx="http://schemas.microsoft.com/office/drawing/2014/chartex" xmlns:cx1="http://schemas.microsoft.com/office/drawing/2015/9/8/chartex" xmlns:cx2="http://schemas.microsoft.com/office/drawing/2015/10/21/chartex" xmlns:cx3="http://schemas.microsoft.com/office/drawing/2016/5/9/chartex" xmlns:cx4="http://schemas.microsoft.com/office/drawing/2016/5/10/chartex" xmlns:cx5="http://schemas.microsoft.com/office/drawing/2016/5/11/chartex" xmlns:cx6="http://schemas.microsoft.com/office/drawing/2016/5/12/chartex" xmlns:cx7="http://schemas.microsoft.com/office/drawing/2016/5/13/chartex" xmlns:cx8="http://schemas.microsoft.com/office/drawing/2016/5/14/chartex" xmlns:mc="http://schemas.openxmlformats.org/markup-compatibility/2006" xmlns:aink="http://schemas.microsoft.com/office/drawing/2016/ink" xmlns:am3d="http://schemas.microsoft.com/office/drawing/2017/model3d" xmlns:o="urn:schemas-microsoft-com:office:office" xmlns:oel="http://schemas.microsoft.com/office/2019/extlst" xmlns:r="http://schemas.openxmlformats.org/officeDocument/2006/relationships" xmlns:m="http://schemas.openxmlformats.org/officeDocument/2006/math" xmlns:v="urn:schemas-microsoft-com:vml" xmlns:wp14="http://schemas.microsoft.com/office/word/2010/wordprocessingDrawing" xmlns:wp="http://schemas.openxmlformats.org/drawingml/2006/wordprocessingDrawing" xmlns:w10="urn:schemas-microsoft-com:office:word" xmlns:w="http://schemas.openxmlformats.org/wordprocessingml/2006/main" xmlns:w14="http://schemas.microsoft.com/office/word/2010/wordml" xmlns:w15="http://schemas.microsoft.com/office/word/2012/wordml" xmlns:w16cex="http://schemas.microsoft.com/office/word/2018/wordml/cex" xmlns:w16cid="http://schemas.microsoft.com/office/word/2016/wordml/cid" xmlns:w16="http://schemas.microsoft.com/office/word/2018/wordml" xmlns:w16du="http://schemas.microsoft.com/office/word/2023/wordml/word16du" xmlns:w16sdtdh="http://schemas.microsoft.com/office/word/2020/wordml/sdtdatahash" xmlns:w16sdtfl="http://schemas.microsoft.com/office/word/2024/wordml/sdtformatlock" xmlns:w16se="http://schemas.microsoft.com/office/word/2015/wordml/symex" xmlns:wpg="http://schemas.microsoft.com/office/word/2010/wordprocessingGroup" xmlns:wpi="http://schemas.microsoft.com/office/word/2010/wordprocessingInk" xmlns:wne="http://schemas.microsoft.com/office/word/2006/wordml" xmlns:wps="http://schemas.microsoft.com/office/word/2010/wordprocessingShape" mc:Ignorable="w14 w15 w16se w16cid w16 w16cex w16sdtdh w16sdtfl w16du wp14">
+<w:numbering xmlns:wpc="http://schemas.microsoft.com/office/word/2010/wordprocessingCanvas" xmlns:cx="http://schemas.microsoft.com/office/drawing/2014/chartex" xmlns:mc="http://schemas.openxmlformats.org/markup-compatibility/2006" xmlns:o="urn:schemas-microsoft-com:office:office" xmlns:r="http://schemas.openxmlformats.org/officeDocument/2006/relationships" xmlns:m="http://schemas.openxmlformats.org/officeDocument/2006/math" xmlns:v="urn:schemas-microsoft-com:vml" xmlns:wp14="http://schemas.microsoft.com/office/word/2010/wordprocessingDrawing" xmlns:wp="http://schemas.openxmlformats.org/drawingml/2006/wordprocessingDrawing" xmlns:w10="urn:schemas-microsoft-com:office:word" xmlns:w="http://schemas.openxmlformats.org/wordprocessingml/2006/main" xmlns:w14="http://schemas.microsoft.com/office/word/2010/wordml" xmlns:w15="http://schemas.microsoft.com/office/word/2012/wordml" xmlns:w16se="http://schemas.microsoft.com/office/word/2015/wordml/symex" xmlns:wpg="http://schemas.microsoft.com/office/word/2010/wordprocessingGroup" xmlns:wpi="http://schemas.microsoft.com/office/word/2010/wordprocessingInk" xmlns:wne="http://schemas.microsoft.com/office/word/2006/wordml" xmlns:wps="http://schemas.microsoft.com/office/word/2010/wordprocessingShape" mc:Ignorable="w14 w15 w16se wp14">
   <w:abstractNum w:abstractNumId="0" w15:restartNumberingAfterBreak="0">
     <w:nsid w:val="05930A79"/>
     <w:multiLevelType w:val="hybridMultilevel"/>
@@ -2819,7 +2875,7 @@
       </w:pPr>
     </w:lvl>
   </w:abstractNum>
-  <w:num w:numId="1" w16cid:durableId="657730897">
+  <w:num w:numId="1">
     <w:abstractNumId w:val="4"/>
     <w:lvlOverride w:ilvl="0">
       <w:lvl w:ilvl="0">
@@ -2829,16 +2885,16 @@
       </w:lvl>
     </w:lvlOverride>
   </w:num>
-  <w:num w:numId="2" w16cid:durableId="1707638079">
+  <w:num w:numId="2">
     <w:abstractNumId w:val="0"/>
   </w:num>
-  <w:num w:numId="3" w16cid:durableId="1590579844">
+  <w:num w:numId="3">
     <w:abstractNumId w:val="6"/>
   </w:num>
-  <w:num w:numId="4" w16cid:durableId="278879598">
+  <w:num w:numId="4">
     <w:abstractNumId w:val="2"/>
   </w:num>
-  <w:num w:numId="5" w16cid:durableId="424157205">
+  <w:num w:numId="5">
     <w:abstractNumId w:val="5"/>
     <w:lvlOverride w:ilvl="0">
       <w:lvl w:ilvl="0">
@@ -2848,20 +2904,20 @@
       </w:lvl>
     </w:lvlOverride>
   </w:num>
-  <w:num w:numId="6" w16cid:durableId="590895934">
+  <w:num w:numId="6">
     <w:abstractNumId w:val="1"/>
   </w:num>
-  <w:num w:numId="7" w16cid:durableId="85536372">
+  <w:num w:numId="7">
     <w:abstractNumId w:val="3"/>
   </w:num>
-  <w:num w:numId="8" w16cid:durableId="1365786222">
+  <w:num w:numId="8">
     <w:abstractNumId w:val="7"/>
   </w:num>
 </w:numbering>
 </file>
 
 <file path=word/styles.xml><?xml version="1.0" encoding="utf-8"?>
-<w:styles xmlns:mc="http://schemas.openxmlformats.org/markup-compatibility/2006" xmlns:r="http://schemas.openxmlformats.org/officeDocument/2006/relationships" xmlns:w="http://schemas.openxmlformats.org/wordprocessingml/2006/main" xmlns:w14="http://schemas.microsoft.com/office/word/2010/wordml" xmlns:w15="http://schemas.microsoft.com/office/word/2012/wordml" xmlns:w16cex="http://schemas.microsoft.com/office/word/2018/wordml/cex" xmlns:w16cid="http://schemas.microsoft.com/office/word/2016/wordml/cid" xmlns:w16="http://schemas.microsoft.com/office/word/2018/wordml" xmlns:w16du="http://schemas.microsoft.com/office/word/2023/wordml/word16du" xmlns:w16sdtdh="http://schemas.microsoft.com/office/word/2020/wordml/sdtdatahash" xmlns:w16sdtfl="http://schemas.microsoft.com/office/word/2024/wordml/sdtformatlock" xmlns:w16se="http://schemas.microsoft.com/office/word/2015/wordml/symex" mc:Ignorable="w14 w15 w16se w16cid w16 w16cex w16sdtdh w16sdtfl w16du">
+<w:styles xmlns:mc="http://schemas.openxmlformats.org/markup-compatibility/2006" xmlns:r="http://schemas.openxmlformats.org/officeDocument/2006/relationships" xmlns:w="http://schemas.openxmlformats.org/wordprocessingml/2006/main" xmlns:w14="http://schemas.microsoft.com/office/word/2010/wordml" xmlns:w15="http://schemas.microsoft.com/office/word/2012/wordml" xmlns:w16se="http://schemas.microsoft.com/office/word/2015/wordml/symex" mc:Ignorable="w14 w15 w16se">
   <w:docDefaults>
     <w:rPrDefault>
       <w:rPr>
@@ -2877,7 +2933,7 @@
       </w:pPr>
     </w:pPrDefault>
   </w:docDefaults>
-  <w:latentStyles w:defLockedState="0" w:defUIPriority="99" w:defSemiHidden="0" w:defUnhideWhenUsed="0" w:defQFormat="0" w:count="376">
+  <w:latentStyles w:defLockedState="0" w:defUIPriority="99" w:defSemiHidden="0" w:defUnhideWhenUsed="0" w:defQFormat="0" w:count="371">
     <w:lsdException w:name="Normal" w:uiPriority="0" w:qFormat="1"/>
     <w:lsdException w:name="heading 1" w:uiPriority="9" w:qFormat="1"/>
     <w:lsdException w:name="heading 2" w:semiHidden="1" w:uiPriority="9" w:unhideWhenUsed="1" w:qFormat="1"/>
@@ -3249,11 +3305,6 @@
     <w:lsdException w:name="List Table 5 Dark Accent 6" w:uiPriority="50"/>
     <w:lsdException w:name="List Table 6 Colorful Accent 6" w:uiPriority="51"/>
     <w:lsdException w:name="List Table 7 Colorful Accent 6" w:uiPriority="52"/>
-    <w:lsdException w:name="Mention" w:semiHidden="1" w:unhideWhenUsed="1"/>
-    <w:lsdException w:name="Smart Hyperlink" w:semiHidden="1" w:unhideWhenUsed="1"/>
-    <w:lsdException w:name="Hashtag" w:semiHidden="1" w:unhideWhenUsed="1"/>
-    <w:lsdException w:name="Unresolved Mention" w:semiHidden="1" w:unhideWhenUsed="1"/>
-    <w:lsdException w:name="Smart Link" w:semiHidden="1" w:unhideWhenUsed="1"/>
   </w:latentStyles>
   <w:style w:type="paragraph" w:default="1" w:styleId="Normal">
     <w:name w:val="Normal"/>

--- a/Homework/HOMEWORK 3 - APTIS SV.docx
+++ b/Homework/HOMEWORK 3 - APTIS SV.docx
@@ -1,19 +1,12 @@
 
 <file path=word/document.xml><?xml version="1.0" encoding="utf-8"?>
-<w:document xmlns:wpc="http://schemas.microsoft.com/office/word/2010/wordprocessingCanvas" xmlns:cx="http://schemas.microsoft.com/office/drawing/2014/chartex" xmlns:mc="http://schemas.openxmlformats.org/markup-compatibility/2006" xmlns:o="urn:schemas-microsoft-com:office:office" xmlns:r="http://schemas.openxmlformats.org/officeDocument/2006/relationships" xmlns:m="http://schemas.openxmlformats.org/officeDocument/2006/math" xmlns:v="urn:schemas-microsoft-com:vml" xmlns:wp14="http://schemas.microsoft.com/office/word/2010/wordprocessingDrawing" xmlns:wp="http://schemas.openxmlformats.org/drawingml/2006/wordprocessingDrawing" xmlns:w10="urn:schemas-microsoft-com:office:word" xmlns:w="http://schemas.openxmlformats.org/wordprocessingml/2006/main" xmlns:w14="http://schemas.microsoft.com/office/word/2010/wordml" xmlns:w15="http://schemas.microsoft.com/office/word/2012/wordml" xmlns:w16se="http://schemas.microsoft.com/office/word/2015/wordml/symex" xmlns:wpg="http://schemas.microsoft.com/office/word/2010/wordprocessingGroup" xmlns:wpi="http://schemas.microsoft.com/office/word/2010/wordprocessingInk" xmlns:wne="http://schemas.microsoft.com/office/word/2006/wordml" xmlns:wps="http://schemas.microsoft.com/office/word/2010/wordprocessingShape" mc:Ignorable="w14 w15 w16se wp14">
+<w:document xmlns:wpc="http://schemas.microsoft.com/office/word/2010/wordprocessingCanvas" xmlns:cx="http://schemas.microsoft.com/office/drawing/2014/chartex" xmlns:cx1="http://schemas.microsoft.com/office/drawing/2015/9/8/chartex" xmlns:cx2="http://schemas.microsoft.com/office/drawing/2015/10/21/chartex" xmlns:cx3="http://schemas.microsoft.com/office/drawing/2016/5/9/chartex" xmlns:cx4="http://schemas.microsoft.com/office/drawing/2016/5/10/chartex" xmlns:cx5="http://schemas.microsoft.com/office/drawing/2016/5/11/chartex" xmlns:cx6="http://schemas.microsoft.com/office/drawing/2016/5/12/chartex" xmlns:cx7="http://schemas.microsoft.com/office/drawing/2016/5/13/chartex" xmlns:cx8="http://schemas.microsoft.com/office/drawing/2016/5/14/chartex" xmlns:mc="http://schemas.openxmlformats.org/markup-compatibility/2006" xmlns:aink="http://schemas.microsoft.com/office/drawing/2016/ink" xmlns:am3d="http://schemas.microsoft.com/office/drawing/2017/model3d" xmlns:o="urn:schemas-microsoft-com:office:office" xmlns:oel="http://schemas.microsoft.com/office/2019/extlst" xmlns:r="http://schemas.openxmlformats.org/officeDocument/2006/relationships" xmlns:m="http://schemas.openxmlformats.org/officeDocument/2006/math" xmlns:v="urn:schemas-microsoft-com:vml" xmlns:wp14="http://schemas.microsoft.com/office/word/2010/wordprocessingDrawing" xmlns:wp="http://schemas.openxmlformats.org/drawingml/2006/wordprocessingDrawing" xmlns:w10="urn:schemas-microsoft-com:office:word" xmlns:w="http://schemas.openxmlformats.org/wordprocessingml/2006/main" xmlns:w14="http://schemas.microsoft.com/office/word/2010/wordml" xmlns:w15="http://schemas.microsoft.com/office/word/2012/wordml" xmlns:w16cex="http://schemas.microsoft.com/office/word/2018/wordml/cex" xmlns:w16cid="http://schemas.microsoft.com/office/word/2016/wordml/cid" xmlns:w16="http://schemas.microsoft.com/office/word/2018/wordml" xmlns:w16du="http://schemas.microsoft.com/office/word/2023/wordml/word16du" xmlns:w16sdtdh="http://schemas.microsoft.com/office/word/2020/wordml/sdtdatahash" xmlns:w16sdtfl="http://schemas.microsoft.com/office/word/2024/wordml/sdtformatlock" xmlns:w16se="http://schemas.microsoft.com/office/word/2015/wordml/symex" xmlns:wpg="http://schemas.microsoft.com/office/word/2010/wordprocessingGroup" xmlns:wpi="http://schemas.microsoft.com/office/word/2010/wordprocessingInk" xmlns:wne="http://schemas.microsoft.com/office/word/2006/wordml" xmlns:wps="http://schemas.microsoft.com/office/word/2010/wordprocessingShape" mc:Ignorable="w14 w15 w16se w16cid w16 w16cex w16sdtdh w16sdtfl w16du wp14">
   <w:body>
     <w:p>
       <w:pPr>
         <w:spacing w:after="0" w:line="240" w:lineRule="auto"/>
         <w:ind w:left="174"/>
         <w:jc w:val="both"/>
-        <w:rPr>
-          <w:rFonts w:ascii="Times New Roman" w:eastAsia="Times New Roman" w:hAnsi="Times New Roman" w:cs="Times New Roman"/>
-          <w:sz w:val="24"/>
-          <w:szCs w:val="24"/>
-        </w:rPr>
-      </w:pPr>
-      <w:r>
         <w:rPr>
           <w:rFonts w:ascii="Times New Roman" w:eastAsia="Times New Roman" w:hAnsi="Times New Roman" w:cs="Times New Roman"/>
           <w:b/>
@@ -22,7 +15,51 @@
           <w:sz w:val="48"/>
           <w:szCs w:val="48"/>
         </w:rPr>
+      </w:pPr>
+      <w:r>
+        <w:rPr>
+          <w:rFonts w:ascii="Times New Roman" w:eastAsia="Times New Roman" w:hAnsi="Times New Roman" w:cs="Times New Roman"/>
+          <w:b/>
+          <w:bCs/>
+          <w:color w:val="000000"/>
+          <w:sz w:val="48"/>
+          <w:szCs w:val="48"/>
+        </w:rPr>
         <w:t>Homework 3 – Conjunction and Preposition</w:t>
+      </w:r>
+      <w:r>
+        <w:rPr>
+          <w:rFonts w:ascii="Times New Roman" w:eastAsia="Times New Roman" w:hAnsi="Times New Roman" w:cs="Times New Roman"/>
+          <w:b/>
+          <w:bCs/>
+          <w:color w:val="000000"/>
+          <w:sz w:val="48"/>
+          <w:szCs w:val="48"/>
+        </w:rPr>
+        <w:t xml:space="preserve"> </w:t>
+      </w:r>
+    </w:p>
+    <w:p>
+      <w:pPr>
+        <w:spacing w:after="0" w:line="240" w:lineRule="auto"/>
+        <w:ind w:left="174"/>
+        <w:jc w:val="both"/>
+        <w:rPr>
+          <w:rFonts w:ascii="Times New Roman" w:eastAsia="Times New Roman" w:hAnsi="Times New Roman" w:cs="Times New Roman"/>
+          <w:sz w:val="24"/>
+          <w:szCs w:val="24"/>
+        </w:rPr>
+      </w:pPr>
+      <w:r>
+        <w:rPr>
+          <w:rFonts w:ascii="Times New Roman" w:eastAsia="Times New Roman" w:hAnsi="Times New Roman" w:cs="Times New Roman"/>
+          <w:b/>
+          <w:bCs/>
+          <w:color w:val="000000"/>
+          <w:sz w:val="48"/>
+          <w:szCs w:val="48"/>
+        </w:rPr>
+        <w:t>rtreett</w:t>
       </w:r>
     </w:p>
     <w:p>
@@ -137,18 +174,7 @@
           <w:sz w:val="24"/>
           <w:szCs w:val="24"/>
         </w:rPr>
-        <w:t>3. Mr. Terry couldn’t atte</w:t>
-      </w:r>
-      <w:bookmarkStart w:id="0" w:name="_GoBack"/>
-      <w:bookmarkEnd w:id="0"/>
-      <w:r>
-        <w:rPr>
-          <w:rFonts w:ascii="Times New Roman" w:eastAsia="Times New Roman" w:hAnsi="Times New Roman" w:cs="Times New Roman"/>
-          <w:color w:val="000000"/>
-          <w:sz w:val="24"/>
-          <w:szCs w:val="24"/>
-        </w:rPr>
-        <w:t xml:space="preserve">nd the meeting </w:t>
+        <w:t xml:space="preserve">3. Mr. Terry couldn’t attend the meeting </w:t>
       </w:r>
       <w:r>
         <w:rPr>
@@ -425,27 +451,7 @@
           <w:sz w:val="24"/>
           <w:szCs w:val="24"/>
         </w:rPr>
-        <w:t>8. _______ the internship period ends, you will get a chance to be hired as a full-</w:t>
-      </w:r>
-      <w:proofErr w:type="gramStart"/>
-      <w:r>
-        <w:rPr>
-          <w:rFonts w:ascii="Times New Roman" w:eastAsia="Times New Roman" w:hAnsi="Times New Roman" w:cs="Times New Roman"/>
-          <w:color w:val="000000"/>
-          <w:sz w:val="24"/>
-          <w:szCs w:val="24"/>
-        </w:rPr>
-        <w:t>time  employee</w:t>
-      </w:r>
-      <w:proofErr w:type="gramEnd"/>
-      <w:r>
-        <w:rPr>
-          <w:rFonts w:ascii="Times New Roman" w:eastAsia="Times New Roman" w:hAnsi="Times New Roman" w:cs="Times New Roman"/>
-          <w:color w:val="000000"/>
-          <w:sz w:val="24"/>
-          <w:szCs w:val="24"/>
-        </w:rPr>
-        <w:t>. </w:t>
+        <w:t>8. _______ the internship period ends, you will get a chance to be hired as a full-time  employee. </w:t>
       </w:r>
     </w:p>
     <w:p>
@@ -611,27 +617,7 @@
           <w:sz w:val="24"/>
           <w:szCs w:val="24"/>
         </w:rPr>
-        <w:t xml:space="preserve">10. _______ we receive your </w:t>
-      </w:r>
-      <w:proofErr w:type="gramStart"/>
-      <w:r>
-        <w:rPr>
-          <w:rFonts w:ascii="Times New Roman" w:eastAsia="Times New Roman" w:hAnsi="Times New Roman" w:cs="Times New Roman"/>
-          <w:color w:val="000000"/>
-          <w:sz w:val="24"/>
-          <w:szCs w:val="24"/>
-        </w:rPr>
-        <w:t>orders,</w:t>
-      </w:r>
-      <w:proofErr w:type="gramEnd"/>
-      <w:r>
-        <w:rPr>
-          <w:rFonts w:ascii="Times New Roman" w:eastAsia="Times New Roman" w:hAnsi="Times New Roman" w:cs="Times New Roman"/>
-          <w:color w:val="000000"/>
-          <w:sz w:val="24"/>
-          <w:szCs w:val="24"/>
-        </w:rPr>
-        <w:t xml:space="preserve"> we will check our inventory to fill your orders. </w:t>
+        <w:t>10. _______ we receive your orders, we will check our inventory to fill your orders. </w:t>
       </w:r>
     </w:p>
     <w:p>
@@ -1085,6 +1071,7 @@
           <w:sz w:val="24"/>
           <w:szCs w:val="24"/>
         </w:rPr>
+        <w:lastRenderedPageBreak/>
         <w:t xml:space="preserve">A. once </w:t>
       </w:r>
       <w:r>
@@ -1147,7 +1134,6 @@
           <w:sz w:val="24"/>
           <w:szCs w:val="24"/>
         </w:rPr>
-        <w:lastRenderedPageBreak/>
         <w:t>19. The commuter train service has been suspended _______ a technical problem. </w:t>
       </w:r>
     </w:p>
@@ -1323,27 +1309,7 @@
           <w:sz w:val="24"/>
           <w:szCs w:val="24"/>
         </w:rPr>
-        <w:t xml:space="preserve">21. _______ your order was placed after the </w:t>
-      </w:r>
-      <w:proofErr w:type="gramStart"/>
-      <w:r>
-        <w:rPr>
-          <w:rFonts w:ascii="Times New Roman" w:eastAsia="Times New Roman" w:hAnsi="Times New Roman" w:cs="Times New Roman"/>
-          <w:color w:val="000000"/>
-          <w:sz w:val="24"/>
-          <w:szCs w:val="24"/>
-        </w:rPr>
-        <w:t>deadline,</w:t>
-      </w:r>
-      <w:proofErr w:type="gramEnd"/>
-      <w:r>
-        <w:rPr>
-          <w:rFonts w:ascii="Times New Roman" w:eastAsia="Times New Roman" w:hAnsi="Times New Roman" w:cs="Times New Roman"/>
-          <w:color w:val="000000"/>
-          <w:sz w:val="24"/>
-          <w:szCs w:val="24"/>
-        </w:rPr>
-        <w:t xml:space="preserve"> no discount will be given. </w:t>
+        <w:t>21. _______ your order was placed after the deadline, no discount will be given. </w:t>
       </w:r>
     </w:p>
     <w:p>
@@ -1657,7 +1623,6 @@
         </w:rPr>
         <w:t xml:space="preserve"> the government takes effective </w:t>
       </w:r>
-      <w:proofErr w:type="gramStart"/>
       <w:r>
         <w:rPr>
           <w:rFonts w:ascii="Times New Roman" w:eastAsia="Times New Roman" w:hAnsi="Times New Roman" w:cs="Times New Roman"/>
@@ -1674,17 +1639,7 @@
           <w:sz w:val="24"/>
           <w:szCs w:val="24"/>
         </w:rPr>
-        <w:t>es,</w:t>
-      </w:r>
-      <w:proofErr w:type="gramEnd"/>
-      <w:r>
-        <w:rPr>
-          <w:rFonts w:ascii="Times New Roman" w:eastAsia="Times New Roman" w:hAnsi="Times New Roman" w:cs="Times New Roman"/>
-          <w:color w:val="000000"/>
-          <w:sz w:val="24"/>
-          <w:szCs w:val="24"/>
-        </w:rPr>
-        <w:t xml:space="preserve"> the unemployment rate will </w:t>
+        <w:t>es, the unemployment rate will </w:t>
       </w:r>
       <w:r>
         <w:rPr>
@@ -1902,7 +1857,7 @@
 </file>
 
 <file path=word/endnotes.xml><?xml version="1.0" encoding="utf-8"?>
-<w:endnotes xmlns:wpc="http://schemas.microsoft.com/office/word/2010/wordprocessingCanvas" xmlns:cx="http://schemas.microsoft.com/office/drawing/2014/chartex" xmlns:mc="http://schemas.openxmlformats.org/markup-compatibility/2006" xmlns:o="urn:schemas-microsoft-com:office:office" xmlns:r="http://schemas.openxmlformats.org/officeDocument/2006/relationships" xmlns:m="http://schemas.openxmlformats.org/officeDocument/2006/math" xmlns:v="urn:schemas-microsoft-com:vml" xmlns:wp14="http://schemas.microsoft.com/office/word/2010/wordprocessingDrawing" xmlns:wp="http://schemas.openxmlformats.org/drawingml/2006/wordprocessingDrawing" xmlns:w10="urn:schemas-microsoft-com:office:word" xmlns:w="http://schemas.openxmlformats.org/wordprocessingml/2006/main" xmlns:w14="http://schemas.microsoft.com/office/word/2010/wordml" xmlns:w15="http://schemas.microsoft.com/office/word/2012/wordml" xmlns:w16se="http://schemas.microsoft.com/office/word/2015/wordml/symex" xmlns:wpg="http://schemas.microsoft.com/office/word/2010/wordprocessingGroup" xmlns:wpi="http://schemas.microsoft.com/office/word/2010/wordprocessingInk" xmlns:wne="http://schemas.microsoft.com/office/word/2006/wordml" xmlns:wps="http://schemas.microsoft.com/office/word/2010/wordprocessingShape" mc:Ignorable="w14 w15 w16se wp14">
+<w:endnotes xmlns:wpc="http://schemas.microsoft.com/office/word/2010/wordprocessingCanvas" xmlns:cx="http://schemas.microsoft.com/office/drawing/2014/chartex" xmlns:cx1="http://schemas.microsoft.com/office/drawing/2015/9/8/chartex" xmlns:cx2="http://schemas.microsoft.com/office/drawing/2015/10/21/chartex" xmlns:cx3="http://schemas.microsoft.com/office/drawing/2016/5/9/chartex" xmlns:cx4="http://schemas.microsoft.com/office/drawing/2016/5/10/chartex" xmlns:cx5="http://schemas.microsoft.com/office/drawing/2016/5/11/chartex" xmlns:cx6="http://schemas.microsoft.com/office/drawing/2016/5/12/chartex" xmlns:cx7="http://schemas.microsoft.com/office/drawing/2016/5/13/chartex" xmlns:cx8="http://schemas.microsoft.com/office/drawing/2016/5/14/chartex" xmlns:mc="http://schemas.openxmlformats.org/markup-compatibility/2006" xmlns:aink="http://schemas.microsoft.com/office/drawing/2016/ink" xmlns:am3d="http://schemas.microsoft.com/office/drawing/2017/model3d" xmlns:o="urn:schemas-microsoft-com:office:office" xmlns:oel="http://schemas.microsoft.com/office/2019/extlst" xmlns:r="http://schemas.openxmlformats.org/officeDocument/2006/relationships" xmlns:m="http://schemas.openxmlformats.org/officeDocument/2006/math" xmlns:v="urn:schemas-microsoft-com:vml" xmlns:wp14="http://schemas.microsoft.com/office/word/2010/wordprocessingDrawing" xmlns:wp="http://schemas.openxmlformats.org/drawingml/2006/wordprocessingDrawing" xmlns:w10="urn:schemas-microsoft-com:office:word" xmlns:w="http://schemas.openxmlformats.org/wordprocessingml/2006/main" xmlns:w14="http://schemas.microsoft.com/office/word/2010/wordml" xmlns:w15="http://schemas.microsoft.com/office/word/2012/wordml" xmlns:w16cex="http://schemas.microsoft.com/office/word/2018/wordml/cex" xmlns:w16cid="http://schemas.microsoft.com/office/word/2016/wordml/cid" xmlns:w16="http://schemas.microsoft.com/office/word/2018/wordml" xmlns:w16du="http://schemas.microsoft.com/office/word/2023/wordml/word16du" xmlns:w16sdtdh="http://schemas.microsoft.com/office/word/2020/wordml/sdtdatahash" xmlns:w16sdtfl="http://schemas.microsoft.com/office/word/2024/wordml/sdtformatlock" xmlns:w16se="http://schemas.microsoft.com/office/word/2015/wordml/symex" xmlns:wpg="http://schemas.microsoft.com/office/word/2010/wordprocessingGroup" xmlns:wpi="http://schemas.microsoft.com/office/word/2010/wordprocessingInk" xmlns:wne="http://schemas.microsoft.com/office/word/2006/wordml" xmlns:wps="http://schemas.microsoft.com/office/word/2010/wordprocessingShape" mc:Ignorable="w14 w15 w16se w16cid w16 w16cex w16sdtdh w16sdtfl w16du wp14">
   <w:endnote w:type="separator" w:id="-1">
     <w:p>
       <w:pPr>
@@ -1927,7 +1882,7 @@
 </file>
 
 <file path=word/footnotes.xml><?xml version="1.0" encoding="utf-8"?>
-<w:footnotes xmlns:wpc="http://schemas.microsoft.com/office/word/2010/wordprocessingCanvas" xmlns:cx="http://schemas.microsoft.com/office/drawing/2014/chartex" xmlns:mc="http://schemas.openxmlformats.org/markup-compatibility/2006" xmlns:o="urn:schemas-microsoft-com:office:office" xmlns:r="http://schemas.openxmlformats.org/officeDocument/2006/relationships" xmlns:m="http://schemas.openxmlformats.org/officeDocument/2006/math" xmlns:v="urn:schemas-microsoft-com:vml" xmlns:wp14="http://schemas.microsoft.com/office/word/2010/wordprocessingDrawing" xmlns:wp="http://schemas.openxmlformats.org/drawingml/2006/wordprocessingDrawing" xmlns:w10="urn:schemas-microsoft-com:office:word" xmlns:w="http://schemas.openxmlformats.org/wordprocessingml/2006/main" xmlns:w14="http://schemas.microsoft.com/office/word/2010/wordml" xmlns:w15="http://schemas.microsoft.com/office/word/2012/wordml" xmlns:w16se="http://schemas.microsoft.com/office/word/2015/wordml/symex" xmlns:wpg="http://schemas.microsoft.com/office/word/2010/wordprocessingGroup" xmlns:wpi="http://schemas.microsoft.com/office/word/2010/wordprocessingInk" xmlns:wne="http://schemas.microsoft.com/office/word/2006/wordml" xmlns:wps="http://schemas.microsoft.com/office/word/2010/wordprocessingShape" mc:Ignorable="w14 w15 w16se wp14">
+<w:footnotes xmlns:wpc="http://schemas.microsoft.com/office/word/2010/wordprocessingCanvas" xmlns:cx="http://schemas.microsoft.com/office/drawing/2014/chartex" xmlns:cx1="http://schemas.microsoft.com/office/drawing/2015/9/8/chartex" xmlns:cx2="http://schemas.microsoft.com/office/drawing/2015/10/21/chartex" xmlns:cx3="http://schemas.microsoft.com/office/drawing/2016/5/9/chartex" xmlns:cx4="http://schemas.microsoft.com/office/drawing/2016/5/10/chartex" xmlns:cx5="http://schemas.microsoft.com/office/drawing/2016/5/11/chartex" xmlns:cx6="http://schemas.microsoft.com/office/drawing/2016/5/12/chartex" xmlns:cx7="http://schemas.microsoft.com/office/drawing/2016/5/13/chartex" xmlns:cx8="http://schemas.microsoft.com/office/drawing/2016/5/14/chartex" xmlns:mc="http://schemas.openxmlformats.org/markup-compatibility/2006" xmlns:aink="http://schemas.microsoft.com/office/drawing/2016/ink" xmlns:am3d="http://schemas.microsoft.com/office/drawing/2017/model3d" xmlns:o="urn:schemas-microsoft-com:office:office" xmlns:oel="http://schemas.microsoft.com/office/2019/extlst" xmlns:r="http://schemas.openxmlformats.org/officeDocument/2006/relationships" xmlns:m="http://schemas.openxmlformats.org/officeDocument/2006/math" xmlns:v="urn:schemas-microsoft-com:vml" xmlns:wp14="http://schemas.microsoft.com/office/word/2010/wordprocessingDrawing" xmlns:wp="http://schemas.openxmlformats.org/drawingml/2006/wordprocessingDrawing" xmlns:w10="urn:schemas-microsoft-com:office:word" xmlns:w="http://schemas.openxmlformats.org/wordprocessingml/2006/main" xmlns:w14="http://schemas.microsoft.com/office/word/2010/wordml" xmlns:w15="http://schemas.microsoft.com/office/word/2012/wordml" xmlns:w16cex="http://schemas.microsoft.com/office/word/2018/wordml/cex" xmlns:w16cid="http://schemas.microsoft.com/office/word/2016/wordml/cid" xmlns:w16="http://schemas.microsoft.com/office/word/2018/wordml" xmlns:w16du="http://schemas.microsoft.com/office/word/2023/wordml/word16du" xmlns:w16sdtdh="http://schemas.microsoft.com/office/word/2020/wordml/sdtdatahash" xmlns:w16sdtfl="http://schemas.microsoft.com/office/word/2024/wordml/sdtformatlock" xmlns:w16se="http://schemas.microsoft.com/office/word/2015/wordml/symex" xmlns:wpg="http://schemas.microsoft.com/office/word/2010/wordprocessingGroup" xmlns:wpi="http://schemas.microsoft.com/office/word/2010/wordprocessingInk" xmlns:wne="http://schemas.microsoft.com/office/word/2006/wordml" xmlns:wps="http://schemas.microsoft.com/office/word/2010/wordprocessingShape" mc:Ignorable="w14 w15 w16se w16cid w16 w16cex w16sdtdh w16sdtfl w16du wp14">
   <w:footnote w:type="separator" w:id="-1">
     <w:p>
       <w:pPr>
@@ -1952,7 +1907,7 @@
 </file>
 
 <file path=word/header1.xml><?xml version="1.0" encoding="utf-8"?>
-<w:hdr xmlns:wpc="http://schemas.microsoft.com/office/word/2010/wordprocessingCanvas" xmlns:cx="http://schemas.microsoft.com/office/drawing/2014/chartex" xmlns:mc="http://schemas.openxmlformats.org/markup-compatibility/2006" xmlns:o="urn:schemas-microsoft-com:office:office" xmlns:r="http://schemas.openxmlformats.org/officeDocument/2006/relationships" xmlns:m="http://schemas.openxmlformats.org/officeDocument/2006/math" xmlns:v="urn:schemas-microsoft-com:vml" xmlns:wp14="http://schemas.microsoft.com/office/word/2010/wordprocessingDrawing" xmlns:wp="http://schemas.openxmlformats.org/drawingml/2006/wordprocessingDrawing" xmlns:w10="urn:schemas-microsoft-com:office:word" xmlns:w="http://schemas.openxmlformats.org/wordprocessingml/2006/main" xmlns:w14="http://schemas.microsoft.com/office/word/2010/wordml" xmlns:w15="http://schemas.microsoft.com/office/word/2012/wordml" xmlns:w16se="http://schemas.microsoft.com/office/word/2015/wordml/symex" xmlns:wpg="http://schemas.microsoft.com/office/word/2010/wordprocessingGroup" xmlns:wpi="http://schemas.microsoft.com/office/word/2010/wordprocessingInk" xmlns:wne="http://schemas.microsoft.com/office/word/2006/wordml" xmlns:wps="http://schemas.microsoft.com/office/word/2010/wordprocessingShape" mc:Ignorable="w14 w15 w16se wp14">
+<w:hdr xmlns:wpc="http://schemas.microsoft.com/office/word/2010/wordprocessingCanvas" xmlns:cx="http://schemas.microsoft.com/office/drawing/2014/chartex" xmlns:cx1="http://schemas.microsoft.com/office/drawing/2015/9/8/chartex" xmlns:cx2="http://schemas.microsoft.com/office/drawing/2015/10/21/chartex" xmlns:cx3="http://schemas.microsoft.com/office/drawing/2016/5/9/chartex" xmlns:cx4="http://schemas.microsoft.com/office/drawing/2016/5/10/chartex" xmlns:cx5="http://schemas.microsoft.com/office/drawing/2016/5/11/chartex" xmlns:cx6="http://schemas.microsoft.com/office/drawing/2016/5/12/chartex" xmlns:cx7="http://schemas.microsoft.com/office/drawing/2016/5/13/chartex" xmlns:cx8="http://schemas.microsoft.com/office/drawing/2016/5/14/chartex" xmlns:mc="http://schemas.openxmlformats.org/markup-compatibility/2006" xmlns:aink="http://schemas.microsoft.com/office/drawing/2016/ink" xmlns:am3d="http://schemas.microsoft.com/office/drawing/2017/model3d" xmlns:o="urn:schemas-microsoft-com:office:office" xmlns:oel="http://schemas.microsoft.com/office/2019/extlst" xmlns:r="http://schemas.openxmlformats.org/officeDocument/2006/relationships" xmlns:m="http://schemas.openxmlformats.org/officeDocument/2006/math" xmlns:v="urn:schemas-microsoft-com:vml" xmlns:wp14="http://schemas.microsoft.com/office/word/2010/wordprocessingDrawing" xmlns:wp="http://schemas.openxmlformats.org/drawingml/2006/wordprocessingDrawing" xmlns:w10="urn:schemas-microsoft-com:office:word" xmlns:w="http://schemas.openxmlformats.org/wordprocessingml/2006/main" xmlns:w14="http://schemas.microsoft.com/office/word/2010/wordml" xmlns:w15="http://schemas.microsoft.com/office/word/2012/wordml" xmlns:w16cex="http://schemas.microsoft.com/office/word/2018/wordml/cex" xmlns:w16cid="http://schemas.microsoft.com/office/word/2016/wordml/cid" xmlns:w16="http://schemas.microsoft.com/office/word/2018/wordml" xmlns:w16du="http://schemas.microsoft.com/office/word/2023/wordml/word16du" xmlns:w16sdtdh="http://schemas.microsoft.com/office/word/2020/wordml/sdtdatahash" xmlns:w16sdtfl="http://schemas.microsoft.com/office/word/2024/wordml/sdtformatlock" xmlns:w16se="http://schemas.microsoft.com/office/word/2015/wordml/symex" xmlns:wpg="http://schemas.microsoft.com/office/word/2010/wordprocessingGroup" xmlns:wpi="http://schemas.microsoft.com/office/word/2010/wordprocessingInk" xmlns:wne="http://schemas.microsoft.com/office/word/2006/wordml" xmlns:wps="http://schemas.microsoft.com/office/word/2010/wordprocessingShape" mc:Ignorable="w14 w15 w16se w16cid w16 w16cex w16sdtdh w16sdtfl w16du wp14">
   <w:p>
     <w:pPr>
       <w:pStyle w:val="Header"/>
@@ -1970,7 +1925,7 @@
 </file>
 
 <file path=word/numbering.xml><?xml version="1.0" encoding="utf-8"?>
-<w:numbering xmlns:wpc="http://schemas.microsoft.com/office/word/2010/wordprocessingCanvas" xmlns:cx="http://schemas.microsoft.com/office/drawing/2014/chartex" xmlns:mc="http://schemas.openxmlformats.org/markup-compatibility/2006" xmlns:o="urn:schemas-microsoft-com:office:office" xmlns:r="http://schemas.openxmlformats.org/officeDocument/2006/relationships" xmlns:m="http://schemas.openxmlformats.org/officeDocument/2006/math" xmlns:v="urn:schemas-microsoft-com:vml" xmlns:wp14="http://schemas.microsoft.com/office/word/2010/wordprocessingDrawing" xmlns:wp="http://schemas.openxmlformats.org/drawingml/2006/wordprocessingDrawing" xmlns:w10="urn:schemas-microsoft-com:office:word" xmlns:w="http://schemas.openxmlformats.org/wordprocessingml/2006/main" xmlns:w14="http://schemas.microsoft.com/office/word/2010/wordml" xmlns:w15="http://schemas.microsoft.com/office/word/2012/wordml" xmlns:w16se="http://schemas.microsoft.com/office/word/2015/wordml/symex" xmlns:wpg="http://schemas.microsoft.com/office/word/2010/wordprocessingGroup" xmlns:wpi="http://schemas.microsoft.com/office/word/2010/wordprocessingInk" xmlns:wne="http://schemas.microsoft.com/office/word/2006/wordml" xmlns:wps="http://schemas.microsoft.com/office/word/2010/wordprocessingShape" mc:Ignorable="w14 w15 w16se wp14">
+<w:numbering xmlns:wpc="http://schemas.microsoft.com/office/word/2010/wordprocessingCanvas" xmlns:cx="http://schemas.microsoft.com/office/drawing/2014/chartex" xmlns:cx1="http://schemas.microsoft.com/office/drawing/2015/9/8/chartex" xmlns:cx2="http://schemas.microsoft.com/office/drawing/2015/10/21/chartex" xmlns:cx3="http://schemas.microsoft.com/office/drawing/2016/5/9/chartex" xmlns:cx4="http://schemas.microsoft.com/office/drawing/2016/5/10/chartex" xmlns:cx5="http://schemas.microsoft.com/office/drawing/2016/5/11/chartex" xmlns:cx6="http://schemas.microsoft.com/office/drawing/2016/5/12/chartex" xmlns:cx7="http://schemas.microsoft.com/office/drawing/2016/5/13/chartex" xmlns:cx8="http://schemas.microsoft.com/office/drawing/2016/5/14/chartex" xmlns:mc="http://schemas.openxmlformats.org/markup-compatibility/2006" xmlns:aink="http://schemas.microsoft.com/office/drawing/2016/ink" xmlns:am3d="http://schemas.microsoft.com/office/drawing/2017/model3d" xmlns:o="urn:schemas-microsoft-com:office:office" xmlns:oel="http://schemas.microsoft.com/office/2019/extlst" xmlns:r="http://schemas.openxmlformats.org/officeDocument/2006/relationships" xmlns:m="http://schemas.openxmlformats.org/officeDocument/2006/math" xmlns:v="urn:schemas-microsoft-com:vml" xmlns:wp14="http://schemas.microsoft.com/office/word/2010/wordprocessingDrawing" xmlns:wp="http://schemas.openxmlformats.org/drawingml/2006/wordprocessingDrawing" xmlns:w10="urn:schemas-microsoft-com:office:word" xmlns:w="http://schemas.openxmlformats.org/wordprocessingml/2006/main" xmlns:w14="http://schemas.microsoft.com/office/word/2010/wordml" xmlns:w15="http://schemas.microsoft.com/office/word/2012/wordml" xmlns:w16cex="http://schemas.microsoft.com/office/word/2018/wordml/cex" xmlns:w16cid="http://schemas.microsoft.com/office/word/2016/wordml/cid" xmlns:w16="http://schemas.microsoft.com/office/word/2018/wordml" xmlns:w16du="http://schemas.microsoft.com/office/word/2023/wordml/word16du" xmlns:w16sdtdh="http://schemas.microsoft.com/office/word/2020/wordml/sdtdatahash" xmlns:w16sdtfl="http://schemas.microsoft.com/office/word/2024/wordml/sdtformatlock" xmlns:w16se="http://schemas.microsoft.com/office/word/2015/wordml/symex" xmlns:wpg="http://schemas.microsoft.com/office/word/2010/wordprocessingGroup" xmlns:wpi="http://schemas.microsoft.com/office/word/2010/wordprocessingInk" xmlns:wne="http://schemas.microsoft.com/office/word/2006/wordml" xmlns:wps="http://schemas.microsoft.com/office/word/2010/wordprocessingShape" mc:Ignorable="w14 w15 w16se w16cid w16 w16cex w16sdtdh w16sdtfl w16du wp14">
   <w:abstractNum w:abstractNumId="0" w15:restartNumberingAfterBreak="0">
     <w:nsid w:val="05930A79"/>
     <w:multiLevelType w:val="hybridMultilevel"/>
@@ -2875,7 +2830,7 @@
       </w:pPr>
     </w:lvl>
   </w:abstractNum>
-  <w:num w:numId="1">
+  <w:num w:numId="1" w16cid:durableId="668866813">
     <w:abstractNumId w:val="4"/>
     <w:lvlOverride w:ilvl="0">
       <w:lvl w:ilvl="0">
@@ -2885,16 +2840,16 @@
       </w:lvl>
     </w:lvlOverride>
   </w:num>
-  <w:num w:numId="2">
+  <w:num w:numId="2" w16cid:durableId="1915311783">
     <w:abstractNumId w:val="0"/>
   </w:num>
-  <w:num w:numId="3">
+  <w:num w:numId="3" w16cid:durableId="1220482671">
     <w:abstractNumId w:val="6"/>
   </w:num>
-  <w:num w:numId="4">
+  <w:num w:numId="4" w16cid:durableId="1854614388">
     <w:abstractNumId w:val="2"/>
   </w:num>
-  <w:num w:numId="5">
+  <w:num w:numId="5" w16cid:durableId="194855427">
     <w:abstractNumId w:val="5"/>
     <w:lvlOverride w:ilvl="0">
       <w:lvl w:ilvl="0">
@@ -2904,20 +2859,20 @@
       </w:lvl>
     </w:lvlOverride>
   </w:num>
-  <w:num w:numId="6">
+  <w:num w:numId="6" w16cid:durableId="1973292212">
     <w:abstractNumId w:val="1"/>
   </w:num>
-  <w:num w:numId="7">
+  <w:num w:numId="7" w16cid:durableId="810244637">
     <w:abstractNumId w:val="3"/>
   </w:num>
-  <w:num w:numId="8">
+  <w:num w:numId="8" w16cid:durableId="1686788093">
     <w:abstractNumId w:val="7"/>
   </w:num>
 </w:numbering>
 </file>
 
 <file path=word/styles.xml><?xml version="1.0" encoding="utf-8"?>
-<w:styles xmlns:mc="http://schemas.openxmlformats.org/markup-compatibility/2006" xmlns:r="http://schemas.openxmlformats.org/officeDocument/2006/relationships" xmlns:w="http://schemas.openxmlformats.org/wordprocessingml/2006/main" xmlns:w14="http://schemas.microsoft.com/office/word/2010/wordml" xmlns:w15="http://schemas.microsoft.com/office/word/2012/wordml" xmlns:w16se="http://schemas.microsoft.com/office/word/2015/wordml/symex" mc:Ignorable="w14 w15 w16se">
+<w:styles xmlns:mc="http://schemas.openxmlformats.org/markup-compatibility/2006" xmlns:r="http://schemas.openxmlformats.org/officeDocument/2006/relationships" xmlns:w="http://schemas.openxmlformats.org/wordprocessingml/2006/main" xmlns:w14="http://schemas.microsoft.com/office/word/2010/wordml" xmlns:w15="http://schemas.microsoft.com/office/word/2012/wordml" xmlns:w16cex="http://schemas.microsoft.com/office/word/2018/wordml/cex" xmlns:w16cid="http://schemas.microsoft.com/office/word/2016/wordml/cid" xmlns:w16="http://schemas.microsoft.com/office/word/2018/wordml" xmlns:w16du="http://schemas.microsoft.com/office/word/2023/wordml/word16du" xmlns:w16sdtdh="http://schemas.microsoft.com/office/word/2020/wordml/sdtdatahash" xmlns:w16sdtfl="http://schemas.microsoft.com/office/word/2024/wordml/sdtformatlock" xmlns:w16se="http://schemas.microsoft.com/office/word/2015/wordml/symex" mc:Ignorable="w14 w15 w16se w16cid w16 w16cex w16sdtdh w16sdtfl w16du">
   <w:docDefaults>
     <w:rPrDefault>
       <w:rPr>
@@ -2933,7 +2888,7 @@
       </w:pPr>
     </w:pPrDefault>
   </w:docDefaults>
-  <w:latentStyles w:defLockedState="0" w:defUIPriority="99" w:defSemiHidden="0" w:defUnhideWhenUsed="0" w:defQFormat="0" w:count="371">
+  <w:latentStyles w:defLockedState="0" w:defUIPriority="99" w:defSemiHidden="0" w:defUnhideWhenUsed="0" w:defQFormat="0" w:count="376">
     <w:lsdException w:name="Normal" w:uiPriority="0" w:qFormat="1"/>
     <w:lsdException w:name="heading 1" w:uiPriority="9" w:qFormat="1"/>
     <w:lsdException w:name="heading 2" w:semiHidden="1" w:uiPriority="9" w:unhideWhenUsed="1" w:qFormat="1"/>
@@ -3305,6 +3260,11 @@
     <w:lsdException w:name="List Table 5 Dark Accent 6" w:uiPriority="50"/>
     <w:lsdException w:name="List Table 6 Colorful Accent 6" w:uiPriority="51"/>
     <w:lsdException w:name="List Table 7 Colorful Accent 6" w:uiPriority="52"/>
+    <w:lsdException w:name="Mention" w:semiHidden="1" w:unhideWhenUsed="1"/>
+    <w:lsdException w:name="Smart Hyperlink" w:semiHidden="1" w:unhideWhenUsed="1"/>
+    <w:lsdException w:name="Hashtag" w:semiHidden="1" w:unhideWhenUsed="1"/>
+    <w:lsdException w:name="Unresolved Mention" w:semiHidden="1" w:unhideWhenUsed="1"/>
+    <w:lsdException w:name="Smart Link" w:semiHidden="1" w:unhideWhenUsed="1"/>
   </w:latentStyles>
   <w:style w:type="paragraph" w:default="1" w:styleId="Normal">
     <w:name w:val="Normal"/>
